--- a/doc/詞/宋朝/蘇東坡/蘇軾-卜算子·黃州定慧院寓居作.docx
+++ b/doc/詞/宋朝/蘇東坡/蘇軾-卜算子·黃州定慧院寓居作.docx
@@ -1,6 +1,6 @@
 
 <file path=word/document.xml><?xml version="1.0" encoding="utf-8"?>
-<w:document xmlns:wpc="http://schemas.microsoft.com/office/word/2010/wordprocessingCanvas" xmlns:cx="http://schemas.microsoft.com/office/drawing/2014/chartex" xmlns:cx1="http://schemas.microsoft.com/office/drawing/2015/9/8/chartex" xmlns:cx2="http://schemas.microsoft.com/office/drawing/2015/10/21/chartex" xmlns:cx3="http://schemas.microsoft.com/office/drawing/2016/5/9/chartex" xmlns:cx4="http://schemas.microsoft.com/office/drawing/2016/5/10/chartex" xmlns:cx5="http://schemas.microsoft.com/office/drawing/2016/5/11/chartex" xmlns:cx6="http://schemas.microsoft.com/office/drawing/2016/5/12/chartex" xmlns:cx7="http://schemas.microsoft.com/office/drawing/2016/5/13/chartex" xmlns:cx8="http://schemas.microsoft.com/office/drawing/2016/5/14/chartex" xmlns:mc="http://schemas.openxmlformats.org/markup-compatibility/2006" xmlns:aink="http://schemas.microsoft.com/office/drawing/2016/ink" xmlns:am3d="http://schemas.microsoft.com/office/drawing/2017/model3d" xmlns:o="urn:schemas-microsoft-com:office:office" xmlns:oel="http://schemas.microsoft.com/office/2019/extlst" xmlns:r="http://schemas.openxmlformats.org/officeDocument/2006/relationships" xmlns:m="http://schemas.openxmlformats.org/officeDocument/2006/math" xmlns:v="urn:schemas-microsoft-com:vml" xmlns:wp14="http://schemas.microsoft.com/office/word/2010/wordprocessingDrawing" xmlns:wp="http://schemas.openxmlformats.org/drawingml/2006/wordprocessingDrawing" xmlns:w10="urn:schemas-microsoft-com:office:word" xmlns:w="http://schemas.openxmlformats.org/wordprocessingml/2006/main" xmlns:w14="http://schemas.microsoft.com/office/word/2010/wordml" xmlns:w15="http://schemas.microsoft.com/office/word/2012/wordml" xmlns:w16cex="http://schemas.microsoft.com/office/word/2018/wordml/cex" xmlns:w16cid="http://schemas.microsoft.com/office/word/2016/wordml/cid" xmlns:w16="http://schemas.microsoft.com/office/word/2018/wordml" xmlns:w16du="http://schemas.microsoft.com/office/word/2023/wordml/word16du" xmlns:w16sdtdh="http://schemas.microsoft.com/office/word/2020/wordml/sdtdatahash" xmlns:w16se="http://schemas.microsoft.com/office/word/2015/wordml/symex" xmlns:wpg="http://schemas.microsoft.com/office/word/2010/wordprocessingGroup" xmlns:wpi="http://schemas.microsoft.com/office/word/2010/wordprocessingInk" xmlns:wne="http://schemas.microsoft.com/office/word/2006/wordml" xmlns:wps="http://schemas.microsoft.com/office/word/2010/wordprocessingShape" mc:Ignorable="w14 w15 w16se w16cid w16 w16cex w16sdtdh wp14">
+<w:document xmlns:wpc="http://schemas.microsoft.com/office/word/2010/wordprocessingCanvas" xmlns:cx="http://schemas.microsoft.com/office/drawing/2014/chartex" xmlns:cx1="http://schemas.microsoft.com/office/drawing/2015/9/8/chartex" xmlns:cx2="http://schemas.microsoft.com/office/drawing/2015/10/21/chartex" xmlns:cx3="http://schemas.microsoft.com/office/drawing/2016/5/9/chartex" xmlns:cx4="http://schemas.microsoft.com/office/drawing/2016/5/10/chartex" xmlns:cx5="http://schemas.microsoft.com/office/drawing/2016/5/11/chartex" xmlns:cx6="http://schemas.microsoft.com/office/drawing/2016/5/12/chartex" xmlns:cx7="http://schemas.microsoft.com/office/drawing/2016/5/13/chartex" xmlns:cx8="http://schemas.microsoft.com/office/drawing/2016/5/14/chartex" xmlns:mc="http://schemas.openxmlformats.org/markup-compatibility/2006" xmlns:aink="http://schemas.microsoft.com/office/drawing/2016/ink" xmlns:am3d="http://schemas.microsoft.com/office/drawing/2017/model3d" xmlns:o="urn:schemas-microsoft-com:office:office" xmlns:r="http://schemas.openxmlformats.org/officeDocument/2006/relationships" xmlns:m="http://schemas.openxmlformats.org/officeDocument/2006/math" xmlns:v="urn:schemas-microsoft-com:vml" xmlns:wp14="http://schemas.microsoft.com/office/word/2010/wordprocessingDrawing" xmlns:wp="http://schemas.openxmlformats.org/drawingml/2006/wordprocessingDrawing" xmlns:w10="urn:schemas-microsoft-com:office:word" xmlns:w="http://schemas.openxmlformats.org/wordprocessingml/2006/main" xmlns:w14="http://schemas.microsoft.com/office/word/2010/wordml" xmlns:w15="http://schemas.microsoft.com/office/word/2012/wordml" xmlns:w16cex="http://schemas.microsoft.com/office/word/2018/wordml/cex" xmlns:w16cid="http://schemas.microsoft.com/office/word/2016/wordml/cid" xmlns:w16="http://schemas.microsoft.com/office/word/2018/wordml" xmlns:w16sdtdh="http://schemas.microsoft.com/office/word/2020/wordml/sdtdatahash" xmlns:w16se="http://schemas.microsoft.com/office/word/2015/wordml/symex" xmlns:wpg="http://schemas.microsoft.com/office/word/2010/wordprocessingGroup" xmlns:wpi="http://schemas.microsoft.com/office/word/2010/wordprocessingInk" xmlns:wne="http://schemas.microsoft.com/office/word/2006/wordml" xmlns:wps="http://schemas.microsoft.com/office/word/2010/wordprocessingShape" mc:Ignorable="w14 w15 w16se w16cid w16 w16cex w16sdtdh wp14">
   <w:body>
     <w:p>
       <w:pPr>
@@ -13,32 +13,40 @@
       <w:r>
         <w:rPr>
           <w:rFonts w:ascii="標楷體" w:eastAsia="標楷體" w:hAnsi="標楷體" w:hint="eastAsia"/>
-          <w:sz w:val="48"/>
-          <w:szCs w:val="48"/>
+          <w:b/>
+          <w:bCs/>
+          <w:sz w:val="44"/>
+          <w:szCs w:val="44"/>
         </w:rPr>
         <w:t>蘇軾</w:t>
       </w:r>
       <w:r>
         <w:rPr>
           <w:rFonts w:ascii="標楷體" w:eastAsia="標楷體" w:hAnsi="標楷體" w:hint="eastAsia"/>
-          <w:sz w:val="48"/>
-          <w:szCs w:val="48"/>
+          <w:b/>
+          <w:bCs/>
+          <w:sz w:val="44"/>
+          <w:szCs w:val="44"/>
         </w:rPr>
         <w:t>《</w:t>
       </w:r>
       <w:r>
         <w:rPr>
           <w:rFonts w:ascii="標楷體" w:eastAsia="標楷體" w:hAnsi="標楷體" w:hint="eastAsia"/>
-          <w:sz w:val="48"/>
-          <w:szCs w:val="48"/>
+          <w:b/>
+          <w:bCs/>
+          <w:sz w:val="44"/>
+          <w:szCs w:val="44"/>
         </w:rPr>
         <w:t>卜算子·黃州定慧院寓居作</w:t>
       </w:r>
       <w:r>
         <w:rPr>
           <w:rFonts w:ascii="標楷體" w:eastAsia="標楷體" w:hAnsi="標楷體" w:hint="eastAsia"/>
-          <w:sz w:val="48"/>
-          <w:szCs w:val="48"/>
+          <w:b/>
+          <w:bCs/>
+          <w:sz w:val="44"/>
+          <w:szCs w:val="44"/>
         </w:rPr>
         <w:t>》</w:t>
       </w:r>
@@ -55,7 +63,7 @@
       <w:pPr>
         <w:spacing w:line="480" w:lineRule="exact"/>
         <w:rPr>
-          <w:rFonts w:ascii="標楷體" w:eastAsia="標楷體" w:hAnsi="標楷體" w:hint="eastAsia"/>
+          <w:rFonts w:ascii="標楷體" w:eastAsia="標楷體" w:hAnsi="標楷體"/>
           <w:sz w:val="36"/>
           <w:szCs w:val="36"/>
         </w:rPr>
@@ -130,8 +138,8 @@
           <w:ilvl w:val="0"/>
           <w:numId w:val="7"/>
         </w:numPr>
-        <w:spacing w:line="420" w:lineRule="exact"/>
-        <w:ind w:leftChars="0"/>
+        <w:spacing w:line="440" w:lineRule="exact"/>
+        <w:ind w:leftChars="0" w:left="284" w:hanging="284"/>
         <w:rPr>
           <w:rFonts w:ascii="標楷體" w:eastAsia="標楷體" w:hAnsi="標楷體" w:cs="標楷體"/>
           <w:sz w:val="28"/>
@@ -144,39 +152,7 @@
           <w:sz w:val="28"/>
           <w:szCs w:val="28"/>
         </w:rPr>
-        <w:t>詞題一本作</w:t>
-      </w:r>
-      <w:r>
-        <w:rPr>
-          <w:rFonts w:ascii="標楷體" w:eastAsia="標楷體" w:hAnsi="標楷體" w:cs="標楷體" w:hint="eastAsia"/>
-          <w:sz w:val="28"/>
-          <w:szCs w:val="28"/>
-        </w:rPr>
-        <w:t>「</w:t>
-      </w:r>
-      <w:r>
-        <w:rPr>
-          <w:rFonts w:ascii="標楷體" w:eastAsia="標楷體" w:hAnsi="標楷體" w:cs="標楷體" w:hint="eastAsia"/>
-          <w:sz w:val="28"/>
-          <w:szCs w:val="28"/>
-        </w:rPr>
-        <w:t>黃州定惠寺寓居作</w:t>
-      </w:r>
-      <w:r>
-        <w:rPr>
-          <w:rFonts w:ascii="標楷體" w:eastAsia="標楷體" w:hAnsi="標楷體" w:cs="標楷體" w:hint="eastAsia"/>
-          <w:sz w:val="28"/>
-          <w:szCs w:val="28"/>
-        </w:rPr>
-        <w:t>」</w:t>
-      </w:r>
-      <w:r>
-        <w:rPr>
-          <w:rFonts w:ascii="標楷體" w:eastAsia="標楷體" w:hAnsi="標楷體" w:cs="標楷體" w:hint="eastAsia"/>
-          <w:sz w:val="28"/>
-          <w:szCs w:val="28"/>
-        </w:rPr>
-        <w:t>。定慧院：一作定惠院，在今</w:t>
+        <w:t>定慧院：一作定惠院，在今</w:t>
       </w:r>
       <w:r>
         <w:rPr>
@@ -254,8 +230,8 @@
           <w:ilvl w:val="0"/>
           <w:numId w:val="7"/>
         </w:numPr>
-        <w:spacing w:line="420" w:lineRule="exact"/>
-        <w:ind w:leftChars="0"/>
+        <w:spacing w:line="440" w:lineRule="exact"/>
+        <w:ind w:leftChars="0" w:left="284" w:hanging="284"/>
         <w:rPr>
           <w:rFonts w:ascii="標楷體" w:eastAsia="標楷體" w:hAnsi="標楷體" w:cs="標楷體"/>
           <w:sz w:val="28"/>
@@ -268,7 +244,7 @@
           <w:sz w:val="28"/>
           <w:szCs w:val="28"/>
         </w:rPr>
-        <w:t>漏：指更漏而言，古人計時用的漏壺。這</w:t>
+        <w:t>漏：</w:t>
       </w:r>
       <w:r>
         <w:rPr>
@@ -276,39 +252,7 @@
           <w:sz w:val="28"/>
           <w:szCs w:val="28"/>
         </w:rPr>
-        <w:t>裡</w:t>
-      </w:r>
-      <w:r>
-        <w:rPr>
-          <w:rFonts w:ascii="標楷體" w:eastAsia="標楷體" w:hAnsi="標楷體" w:cs="標楷體" w:hint="eastAsia"/>
-          <w:sz w:val="28"/>
-          <w:szCs w:val="28"/>
-        </w:rPr>
-        <w:t>「</w:t>
-      </w:r>
-      <w:r>
-        <w:rPr>
-          <w:rFonts w:ascii="標楷體" w:eastAsia="標楷體" w:hAnsi="標楷體" w:cs="標楷體" w:hint="eastAsia"/>
-          <w:sz w:val="28"/>
-          <w:szCs w:val="28"/>
-        </w:rPr>
-        <w:t>漏斷</w:t>
-      </w:r>
-      <w:r>
-        <w:rPr>
-          <w:rFonts w:ascii="標楷體" w:eastAsia="標楷體" w:hAnsi="標楷體" w:cs="標楷體" w:hint="eastAsia"/>
-          <w:sz w:val="28"/>
-          <w:szCs w:val="28"/>
-        </w:rPr>
-        <w:t>」</w:t>
-      </w:r>
-      <w:r>
-        <w:rPr>
-          <w:rFonts w:ascii="標楷體" w:eastAsia="標楷體" w:hAnsi="標楷體" w:cs="標楷體" w:hint="eastAsia"/>
-          <w:sz w:val="28"/>
-          <w:szCs w:val="28"/>
-        </w:rPr>
-        <w:t>即指深夜。</w:t>
+        <w:t>古時計算時間的儀器（漏壺），引申為時間、夜深。在此指夜漏已盡、滴水已停的深夜。</w:t>
       </w:r>
     </w:p>
     <w:p>
@@ -318,8 +262,8 @@
           <w:ilvl w:val="0"/>
           <w:numId w:val="7"/>
         </w:numPr>
-        <w:spacing w:line="420" w:lineRule="exact"/>
-        <w:ind w:leftChars="0"/>
+        <w:spacing w:line="440" w:lineRule="exact"/>
+        <w:ind w:leftChars="0" w:left="284" w:hanging="284"/>
         <w:rPr>
           <w:rFonts w:ascii="標楷體" w:eastAsia="標楷體" w:hAnsi="標楷體" w:cs="標楷體"/>
           <w:sz w:val="28"/>
@@ -332,7 +276,7 @@
           <w:sz w:val="28"/>
           <w:szCs w:val="28"/>
         </w:rPr>
-        <w:t>「</w:t>
+        <w:t>幽人：</w:t>
       </w:r>
       <w:r>
         <w:rPr>
@@ -340,15 +284,16 @@
           <w:sz w:val="28"/>
           <w:szCs w:val="28"/>
         </w:rPr>
-        <w:t>誰</w:t>
+        <w:t>幽居的人。此處指失意、被貶谪而隱居的文人，即</w:t>
       </w:r>
       <w:r>
         <w:rPr>
           <w:rFonts w:ascii="標楷體" w:eastAsia="標楷體" w:hAnsi="標楷體" w:cs="標楷體" w:hint="eastAsia"/>
           <w:sz w:val="28"/>
           <w:szCs w:val="28"/>
-        </w:rPr>
-        <w:t>」</w:t>
+          <w:u w:val="single"/>
+        </w:rPr>
+        <w:t>蘇軾</w:t>
       </w:r>
       <w:r>
         <w:rPr>
@@ -356,39 +301,7 @@
           <w:sz w:val="28"/>
           <w:szCs w:val="28"/>
         </w:rPr>
-        <w:t>有版本用</w:t>
-      </w:r>
-      <w:r>
-        <w:rPr>
-          <w:rFonts w:ascii="標楷體" w:eastAsia="標楷體" w:hAnsi="標楷體" w:cs="標楷體" w:hint="eastAsia"/>
-          <w:sz w:val="28"/>
-          <w:szCs w:val="28"/>
-        </w:rPr>
-        <w:t>「</w:t>
-      </w:r>
-      <w:r>
-        <w:rPr>
-          <w:rFonts w:ascii="標楷體" w:eastAsia="標楷體" w:hAnsi="標楷體" w:cs="標楷體" w:hint="eastAsia"/>
-          <w:sz w:val="28"/>
-          <w:szCs w:val="28"/>
-        </w:rPr>
-        <w:t>時</w:t>
-      </w:r>
-      <w:r>
-        <w:rPr>
-          <w:rFonts w:ascii="標楷體" w:eastAsia="標楷體" w:hAnsi="標楷體" w:cs="標楷體" w:hint="eastAsia"/>
-          <w:sz w:val="28"/>
-          <w:szCs w:val="28"/>
-        </w:rPr>
-        <w:t>」</w:t>
-      </w:r>
-      <w:r>
-        <w:rPr>
-          <w:rFonts w:ascii="標楷體" w:eastAsia="標楷體" w:hAnsi="標楷體" w:cs="標楷體" w:hint="eastAsia"/>
-          <w:sz w:val="28"/>
-          <w:szCs w:val="28"/>
-        </w:rPr>
-        <w:t>；幽人：幽居的人，形容孤雁。</w:t>
+        <w:t>自稱。</w:t>
       </w:r>
     </w:p>
     <w:p>
@@ -398,8 +311,8 @@
           <w:ilvl w:val="0"/>
           <w:numId w:val="7"/>
         </w:numPr>
-        <w:spacing w:line="420" w:lineRule="exact"/>
-        <w:ind w:leftChars="0"/>
+        <w:spacing w:line="440" w:lineRule="exact"/>
+        <w:ind w:leftChars="0" w:left="284" w:hanging="284"/>
         <w:rPr>
           <w:rFonts w:ascii="標楷體" w:eastAsia="標楷體" w:hAnsi="標楷體" w:cs="標楷體"/>
           <w:sz w:val="28"/>
@@ -420,15 +333,7 @@
           <w:sz w:val="28"/>
           <w:szCs w:val="28"/>
         </w:rPr>
-        <w:t>高遠隱約</w:t>
-      </w:r>
-      <w:r>
-        <w:rPr>
-          <w:rFonts w:ascii="標楷體" w:eastAsia="標楷體" w:hAnsi="標楷體" w:cs="標楷體" w:hint="eastAsia"/>
-          <w:sz w:val="28"/>
-          <w:szCs w:val="28"/>
-        </w:rPr>
-        <w:t>，若有若無。</w:t>
+        <w:t>形容隱隱約約、若有似無、模糊不清的樣子。在此用來形容孤鴻在夜空中飛過時，那孤單而迷離的身影。</w:t>
       </w:r>
     </w:p>
     <w:p>
@@ -438,8 +343,8 @@
           <w:ilvl w:val="0"/>
           <w:numId w:val="7"/>
         </w:numPr>
-        <w:spacing w:line="420" w:lineRule="exact"/>
-        <w:ind w:leftChars="0"/>
+        <w:spacing w:line="440" w:lineRule="exact"/>
+        <w:ind w:leftChars="0" w:left="284" w:hanging="284"/>
         <w:rPr>
           <w:rFonts w:ascii="標楷體" w:eastAsia="標楷體" w:hAnsi="標楷體" w:cs="標楷體"/>
           <w:sz w:val="28"/>
@@ -469,7 +374,7 @@
           <w:sz w:val="28"/>
           <w:szCs w:val="28"/>
         </w:rPr>
-        <w:t>）：理解，明白。</w:t>
+        <w:t>）：</w:t>
       </w:r>
       <w:r>
         <w:rPr>
@@ -477,63 +382,7 @@
           <w:sz w:val="28"/>
           <w:szCs w:val="28"/>
         </w:rPr>
-        <w:t>「</w:t>
-      </w:r>
-      <w:r>
-        <w:rPr>
-          <w:rFonts w:ascii="標楷體" w:eastAsia="標楷體" w:hAnsi="標楷體" w:cs="標楷體" w:hint="eastAsia"/>
-          <w:sz w:val="28"/>
-          <w:szCs w:val="28"/>
-        </w:rPr>
-        <w:t>無人省</w:t>
-      </w:r>
-      <w:r>
-        <w:rPr>
-          <w:rFonts w:ascii="標楷體" w:eastAsia="標楷體" w:hAnsi="標楷體" w:cs="標楷體" w:hint="eastAsia"/>
-          <w:sz w:val="28"/>
-          <w:szCs w:val="28"/>
-        </w:rPr>
-        <w:t>」</w:t>
-      </w:r>
-      <w:r>
-        <w:rPr>
-          <w:rFonts w:ascii="標楷體" w:eastAsia="標楷體" w:hAnsi="標楷體" w:cs="標楷體" w:hint="eastAsia"/>
-          <w:sz w:val="28"/>
-          <w:szCs w:val="28"/>
-        </w:rPr>
-        <w:t>，猶言</w:t>
-      </w:r>
-      <w:r>
-        <w:rPr>
-          <w:rFonts w:ascii="標楷體" w:eastAsia="標楷體" w:hAnsi="標楷體" w:cs="標楷體" w:hint="eastAsia"/>
-          <w:sz w:val="28"/>
-          <w:szCs w:val="28"/>
-        </w:rPr>
-        <w:t>「</w:t>
-      </w:r>
-      <w:r>
-        <w:rPr>
-          <w:rFonts w:ascii="標楷體" w:eastAsia="標楷體" w:hAnsi="標楷體" w:cs="標楷體" w:hint="eastAsia"/>
-          <w:sz w:val="28"/>
-          <w:szCs w:val="28"/>
-        </w:rPr>
-        <w:t>無人識</w:t>
-      </w:r>
-      <w:r>
-        <w:rPr>
-          <w:rFonts w:ascii="標楷體" w:eastAsia="標楷體" w:hAnsi="標楷體" w:cs="標楷體" w:hint="eastAsia"/>
-          <w:sz w:val="28"/>
-          <w:szCs w:val="28"/>
-        </w:rPr>
-        <w:t>」</w:t>
-      </w:r>
-      <w:r>
-        <w:rPr>
-          <w:rFonts w:ascii="標楷體" w:eastAsia="標楷體" w:hAnsi="標楷體" w:cs="標楷體" w:hint="eastAsia"/>
-          <w:sz w:val="28"/>
-          <w:szCs w:val="28"/>
-        </w:rPr>
-        <w:t>。</w:t>
+        <w:t>明白、理解、體會。指心中的遺恨與孤寂，沒有任何人能夠理解。</w:t>
       </w:r>
     </w:p>
     <w:p>
@@ -543,8 +392,8 @@
           <w:ilvl w:val="0"/>
           <w:numId w:val="7"/>
         </w:numPr>
-        <w:spacing w:line="420" w:lineRule="exact"/>
-        <w:ind w:leftChars="0"/>
+        <w:spacing w:line="440" w:lineRule="exact"/>
+        <w:ind w:leftChars="0" w:left="284" w:hanging="284"/>
         <w:rPr>
           <w:rFonts w:ascii="標楷體" w:eastAsia="標楷體" w:hAnsi="標楷體" w:cs="標楷體"/>
           <w:sz w:val="28"/>
@@ -557,7 +406,7 @@
           <w:sz w:val="28"/>
           <w:szCs w:val="28"/>
         </w:rPr>
-        <w:t>「</w:t>
+        <w:t>揀盡寒枝不肯棲</w:t>
       </w:r>
       <w:r>
         <w:rPr>
@@ -565,7 +414,7 @@
           <w:sz w:val="28"/>
           <w:szCs w:val="28"/>
         </w:rPr>
-        <w:t>揀盡寒枝</w:t>
+        <w:t>：</w:t>
       </w:r>
       <w:r>
         <w:rPr>
@@ -573,15 +422,7 @@
           <w:sz w:val="28"/>
           <w:szCs w:val="28"/>
         </w:rPr>
-        <w:t>」</w:t>
-      </w:r>
-      <w:r>
-        <w:rPr>
-          <w:rFonts w:ascii="標楷體" w:eastAsia="標楷體" w:hAnsi="標楷體" w:cs="標楷體" w:hint="eastAsia"/>
-          <w:sz w:val="28"/>
-          <w:szCs w:val="28"/>
-        </w:rPr>
-        <w:t>此句有良禽擇木而棲的意思。</w:t>
+        <w:t>挑遍了寒冷樹枝上的所有枝頭，卻不肯隨便降落棲息。比喻人才高傲，不肯隨波逐流，擇善固執。</w:t>
       </w:r>
     </w:p>
     <w:p>
@@ -591,8 +432,8 @@
           <w:ilvl w:val="0"/>
           <w:numId w:val="7"/>
         </w:numPr>
-        <w:spacing w:line="420" w:lineRule="exact"/>
-        <w:ind w:leftChars="0"/>
+        <w:spacing w:line="440" w:lineRule="exact"/>
+        <w:ind w:leftChars="0" w:left="284" w:hanging="284"/>
         <w:rPr>
           <w:rFonts w:ascii="標楷體" w:eastAsia="標楷體" w:hAnsi="標楷體"/>
           <w:sz w:val="28"/>
@@ -605,7 +446,15 @@
           <w:sz w:val="28"/>
           <w:szCs w:val="28"/>
         </w:rPr>
-        <w:t>沙洲：江河中由泥沙淤積而成的陸地。</w:t>
+        <w:t>沙洲：</w:t>
+      </w:r>
+      <w:r>
+        <w:rPr>
+          <w:rFonts w:ascii="標楷體" w:eastAsia="標楷體" w:hAnsi="標楷體" w:cs="標楷體" w:hint="eastAsia"/>
+          <w:sz w:val="28"/>
+          <w:szCs w:val="28"/>
+        </w:rPr>
+        <w:t>江河中由泥沙積聚而成的水中陸地或沙灘。此處環境荒涼孤寂，象徵詞人孤立無依的處境。</w:t>
       </w:r>
     </w:p>
     <w:p>
@@ -630,7 +479,7 @@
     </w:p>
     <w:p>
       <w:pPr>
-        <w:spacing w:line="480" w:lineRule="exact"/>
+        <w:spacing w:line="440" w:lineRule="exact"/>
         <w:rPr>
           <w:rFonts w:ascii="標楷體" w:eastAsia="標楷體" w:hAnsi="標楷體"/>
           <w:sz w:val="28"/>
@@ -651,41 +500,33 @@
           <w:sz w:val="28"/>
           <w:szCs w:val="28"/>
         </w:rPr>
-        <w:t>彎彎月亮掛在梧桐樹梢，漏盡夜深人聲已靜。</w:t>
-      </w:r>
-      <w:r>
-        <w:rPr>
-          <w:rFonts w:ascii="標楷體" w:eastAsia="標楷體" w:hAnsi="標楷體" w:hint="eastAsia"/>
-          <w:sz w:val="28"/>
-          <w:szCs w:val="28"/>
-        </w:rPr>
-        <w:t>誰能見幽居人獨自往來徘徊？唯有那縹渺高飛的孤雁的身影。</w:t>
+        <w:t>殘缺的月亮高高掛在稀疏的梧桐樹枝頭，夜漏已盡、滴水已停，四周的人們正開始安靜下來。在這幽靜的深夜裡，有誰能看見我這個遭受貶谪、形單影隻的人在獨自徘徊？只有那一隻孤單的鴻雁，在天際掠過，留下若有似無的影子。</w:t>
       </w:r>
     </w:p>
     <w:p>
       <w:pPr>
-        <w:spacing w:line="480" w:lineRule="exact"/>
-        <w:rPr>
-          <w:rFonts w:ascii="標楷體" w:eastAsia="標楷體" w:hAnsi="標楷體"/>
-          <w:sz w:val="28"/>
-          <w:szCs w:val="28"/>
-        </w:rPr>
-      </w:pPr>
-      <w:r>
-        <w:rPr>
-          <w:rFonts w:ascii="標楷體" w:eastAsia="標楷體" w:hAnsi="標楷體" w:hint="eastAsia"/>
-          <w:sz w:val="28"/>
-          <w:szCs w:val="28"/>
-        </w:rPr>
-        <w:t xml:space="preserve">    </w:t>
-      </w:r>
-      <w:r>
-        <w:rPr>
-          <w:rFonts w:ascii="標楷體" w:eastAsia="標楷體" w:hAnsi="標楷體" w:hint="eastAsia"/>
-          <w:sz w:val="28"/>
-          <w:szCs w:val="28"/>
-        </w:rPr>
-        <w:t>突然驚起又回過頭來，心有怨恨卻無人知情。挑遍了寒枝也不肯棲息，甘願在沙洲忍受寂寞淒冷。</w:t>
+        <w:spacing w:line="440" w:lineRule="exact"/>
+        <w:rPr>
+          <w:rFonts w:ascii="標楷體" w:eastAsia="標楷體" w:hAnsi="標楷體" w:hint="eastAsia"/>
+          <w:sz w:val="28"/>
+          <w:szCs w:val="28"/>
+        </w:rPr>
+      </w:pPr>
+      <w:r>
+        <w:rPr>
+          <w:rFonts w:ascii="標楷體" w:eastAsia="標楷體" w:hAnsi="標楷體" w:hint="eastAsia"/>
+          <w:sz w:val="28"/>
+          <w:szCs w:val="28"/>
+        </w:rPr>
+        <w:t xml:space="preserve">　　</w:t>
+      </w:r>
+      <w:r>
+        <w:rPr>
+          <w:rFonts w:ascii="標楷體" w:eastAsia="標楷體" w:hAnsi="標楷體" w:hint="eastAsia"/>
+          <w:sz w:val="28"/>
+          <w:szCs w:val="28"/>
+        </w:rPr>
+        <w:t>孤鴻突然被什麼驚動而回過頭來，心中懷著無限的遺恨，卻沒有任何人能夠理解與省悟。牠在寒冷的枝頭上精挑細選，卻始終不肯棲息，最後只能孤零零地落在冰冷的沙洲上，承受著無邊的寂寞。</w:t>
       </w:r>
     </w:p>
     <w:p>
@@ -718,7 +559,8 @@
     </w:p>
     <w:p>
       <w:pPr>
-        <w:spacing w:line="420" w:lineRule="exact"/>
+        <w:spacing w:line="440" w:lineRule="exact"/>
+        <w:jc w:val="both"/>
         <w:rPr>
           <w:rFonts w:ascii="標楷體" w:eastAsia="標楷體" w:hAnsi="標楷體" w:hint="eastAsia"/>
           <w:sz w:val="28"/>
@@ -748,7 +590,7 @@
           <w:sz w:val="28"/>
           <w:szCs w:val="28"/>
         </w:rPr>
-        <w:t>被貶</w:t>
+        <w:t>的《卜算子·黃州定慧院寓居作》作於貶居</w:t>
       </w:r>
       <w:r>
         <w:rPr>
@@ -765,844 +607,17 @@
           <w:sz w:val="28"/>
           <w:szCs w:val="28"/>
         </w:rPr>
-        <w:t>後，雖然自己的生活都有問題，但他是樂觀</w:t>
-      </w:r>
-      <w:r>
-        <w:rPr>
-          <w:rFonts w:ascii="標楷體" w:eastAsia="標楷體" w:hAnsi="標楷體" w:hint="eastAsia"/>
-          <w:b/>
-          <w:bCs/>
-          <w:sz w:val="28"/>
-          <w:szCs w:val="28"/>
-        </w:rPr>
-        <w:t>曠達</w:t>
-      </w:r>
-      <w:r>
-        <w:rPr>
-          <w:rFonts w:ascii="標楷體" w:eastAsia="標楷體" w:hAnsi="標楷體" w:hint="eastAsia"/>
-          <w:sz w:val="28"/>
-          <w:szCs w:val="28"/>
-        </w:rPr>
-        <w:t>的，能率領全家通過自身的努力來渡過生活難關。但內心深處的</w:t>
-      </w:r>
-      <w:r>
-        <w:rPr>
-          <w:rFonts w:ascii="標楷體" w:eastAsia="標楷體" w:hAnsi="標楷體" w:hint="eastAsia"/>
-          <w:b/>
-          <w:bCs/>
-          <w:sz w:val="28"/>
-          <w:szCs w:val="28"/>
-        </w:rPr>
-        <w:t>幽獨</w:t>
-      </w:r>
-      <w:r>
-        <w:rPr>
-          <w:rFonts w:ascii="標楷體" w:eastAsia="標楷體" w:hAnsi="標楷體" w:hint="eastAsia"/>
-          <w:sz w:val="28"/>
-          <w:szCs w:val="28"/>
-        </w:rPr>
-        <w:t>與寂寞是他人無法理解的。在這首詞中，作者借月夜</w:t>
-      </w:r>
-      <w:r>
-        <w:rPr>
-          <w:rFonts w:ascii="標楷體" w:eastAsia="標楷體" w:hAnsi="標楷體" w:hint="eastAsia"/>
-          <w:b/>
-          <w:bCs/>
-          <w:sz w:val="28"/>
-          <w:szCs w:val="28"/>
-        </w:rPr>
-        <w:t>孤鴻</w:t>
-      </w:r>
-      <w:r>
-        <w:rPr>
-          <w:rFonts w:ascii="標楷體" w:eastAsia="標楷體" w:hAnsi="標楷體" w:hint="eastAsia"/>
-          <w:sz w:val="28"/>
-          <w:szCs w:val="28"/>
-        </w:rPr>
-        <w:t>這一</w:t>
-      </w:r>
-      <w:r>
-        <w:rPr>
-          <w:rFonts w:ascii="標楷體" w:eastAsia="標楷體" w:hAnsi="標楷體" w:hint="eastAsia"/>
-          <w:b/>
-          <w:bCs/>
-          <w:sz w:val="28"/>
-          <w:szCs w:val="28"/>
-        </w:rPr>
-        <w:t>形象託物寓懷</w:t>
-      </w:r>
-      <w:r>
-        <w:rPr>
-          <w:rFonts w:ascii="標楷體" w:eastAsia="標楷體" w:hAnsi="標楷體" w:hint="eastAsia"/>
-          <w:sz w:val="28"/>
-          <w:szCs w:val="28"/>
-        </w:rPr>
-        <w:t>，表達了</w:t>
-      </w:r>
-      <w:r>
-        <w:rPr>
-          <w:rFonts w:ascii="標楷體" w:eastAsia="標楷體" w:hAnsi="標楷體" w:hint="eastAsia"/>
-          <w:b/>
-          <w:bCs/>
-          <w:sz w:val="28"/>
-          <w:szCs w:val="28"/>
-        </w:rPr>
-        <w:t>孤高</w:t>
-      </w:r>
-      <w:r>
-        <w:rPr>
-          <w:rFonts w:ascii="標楷體" w:eastAsia="標楷體" w:hAnsi="標楷體" w:hint="eastAsia"/>
-          <w:sz w:val="28"/>
-          <w:szCs w:val="28"/>
-        </w:rPr>
-        <w:t>自許、</w:t>
-      </w:r>
-      <w:r>
-        <w:rPr>
-          <w:rFonts w:ascii="標楷體" w:eastAsia="標楷體" w:hAnsi="標楷體" w:hint="eastAsia"/>
-          <w:b/>
-          <w:bCs/>
-          <w:sz w:val="28"/>
-          <w:szCs w:val="28"/>
-        </w:rPr>
-        <w:t>蔑視流俗</w:t>
-      </w:r>
-      <w:r>
-        <w:rPr>
-          <w:rFonts w:ascii="標楷體" w:eastAsia="標楷體" w:hAnsi="標楷體" w:hint="eastAsia"/>
-          <w:sz w:val="28"/>
-          <w:szCs w:val="28"/>
-        </w:rPr>
-        <w:t>的心境。</w:t>
-      </w:r>
-    </w:p>
-    <w:p>
-      <w:pPr>
-        <w:spacing w:line="420" w:lineRule="exact"/>
-        <w:rPr>
-          <w:rFonts w:ascii="標楷體" w:eastAsia="標楷體" w:hAnsi="標楷體"/>
-          <w:sz w:val="28"/>
-          <w:szCs w:val="28"/>
-        </w:rPr>
-      </w:pPr>
-      <w:r>
-        <w:rPr>
-          <w:rFonts w:ascii="標楷體" w:eastAsia="標楷體" w:hAnsi="標楷體" w:hint="eastAsia"/>
-          <w:sz w:val="28"/>
-          <w:szCs w:val="28"/>
-        </w:rPr>
-        <w:t xml:space="preserve">    </w:t>
-      </w:r>
-      <w:r>
-        <w:rPr>
-          <w:rFonts w:ascii="標楷體" w:eastAsia="標楷體" w:hAnsi="標楷體" w:hint="eastAsia"/>
-          <w:sz w:val="28"/>
-          <w:szCs w:val="28"/>
-        </w:rPr>
-        <w:t>上闋寫的正是深夜院中所見的景色。</w:t>
-      </w:r>
-      <w:r>
-        <w:rPr>
-          <w:rFonts w:ascii="標楷體" w:eastAsia="標楷體" w:hAnsi="標楷體" w:hint="eastAsia"/>
-          <w:sz w:val="28"/>
-          <w:szCs w:val="28"/>
-        </w:rPr>
-        <w:t>「</w:t>
-      </w:r>
-      <w:r>
-        <w:rPr>
-          <w:rFonts w:ascii="標楷體" w:eastAsia="標楷體" w:hAnsi="標楷體" w:hint="eastAsia"/>
-          <w:sz w:val="28"/>
-          <w:szCs w:val="28"/>
-        </w:rPr>
-        <w:t>缺月掛疏桐，漏斷人初靜。</w:t>
-      </w:r>
-      <w:r>
-        <w:rPr>
-          <w:rFonts w:ascii="標楷體" w:eastAsia="標楷體" w:hAnsi="標楷體" w:hint="eastAsia"/>
-          <w:sz w:val="28"/>
-          <w:szCs w:val="28"/>
-        </w:rPr>
-        <w:t>」</w:t>
-      </w:r>
-      <w:r>
-        <w:rPr>
-          <w:rFonts w:ascii="標楷體" w:eastAsia="標楷體" w:hAnsi="標楷體" w:hint="eastAsia"/>
-          <w:sz w:val="28"/>
-          <w:szCs w:val="28"/>
-        </w:rPr>
-        <w:t>營造了一個夜深人靜、月掛疏桐的孤寂</w:t>
-      </w:r>
-      <w:r>
-        <w:rPr>
-          <w:rFonts w:ascii="標楷體" w:eastAsia="標楷體" w:hAnsi="標楷體" w:hint="eastAsia"/>
-          <w:b/>
-          <w:bCs/>
-          <w:sz w:val="28"/>
-          <w:szCs w:val="28"/>
-        </w:rPr>
-        <w:t>氛圍</w:t>
-      </w:r>
-      <w:r>
-        <w:rPr>
-          <w:rFonts w:ascii="標楷體" w:eastAsia="標楷體" w:hAnsi="標楷體" w:hint="eastAsia"/>
-          <w:sz w:val="28"/>
-          <w:szCs w:val="28"/>
-        </w:rPr>
-        <w:t>，爲</w:t>
-      </w:r>
-      <w:r>
-        <w:rPr>
-          <w:rFonts w:ascii="標楷體" w:eastAsia="標楷體" w:hAnsi="標楷體" w:hint="eastAsia"/>
-          <w:sz w:val="28"/>
-          <w:szCs w:val="28"/>
-        </w:rPr>
-        <w:t>「</w:t>
-      </w:r>
-      <w:r>
-        <w:rPr>
-          <w:rFonts w:ascii="標楷體" w:eastAsia="標楷體" w:hAnsi="標楷體" w:hint="eastAsia"/>
-          <w:sz w:val="28"/>
-          <w:szCs w:val="28"/>
-        </w:rPr>
-        <w:t>幽人</w:t>
-      </w:r>
-      <w:r>
-        <w:rPr>
-          <w:rFonts w:ascii="標楷體" w:eastAsia="標楷體" w:hAnsi="標楷體" w:hint="eastAsia"/>
-          <w:sz w:val="28"/>
-          <w:szCs w:val="28"/>
-        </w:rPr>
-        <w:t>」</w:t>
-      </w:r>
-      <w:r>
-        <w:rPr>
-          <w:rFonts w:ascii="標楷體" w:eastAsia="標楷體" w:hAnsi="標楷體" w:hint="eastAsia"/>
-          <w:sz w:val="28"/>
-          <w:szCs w:val="28"/>
-        </w:rPr>
-        <w:t>、</w:t>
-      </w:r>
-      <w:r>
-        <w:rPr>
-          <w:rFonts w:ascii="標楷體" w:eastAsia="標楷體" w:hAnsi="標楷體" w:hint="eastAsia"/>
-          <w:sz w:val="28"/>
-          <w:szCs w:val="28"/>
-        </w:rPr>
-        <w:t>「</w:t>
-      </w:r>
-      <w:r>
-        <w:rPr>
-          <w:rFonts w:ascii="標楷體" w:eastAsia="標楷體" w:hAnsi="標楷體" w:hint="eastAsia"/>
-          <w:sz w:val="28"/>
-          <w:szCs w:val="28"/>
-        </w:rPr>
-        <w:t>孤鴻</w:t>
-      </w:r>
-      <w:r>
-        <w:rPr>
-          <w:rFonts w:ascii="標楷體" w:eastAsia="標楷體" w:hAnsi="標楷體" w:hint="eastAsia"/>
-          <w:sz w:val="28"/>
-          <w:szCs w:val="28"/>
-        </w:rPr>
-        <w:t>」</w:t>
-      </w:r>
-      <w:r>
-        <w:rPr>
-          <w:rFonts w:ascii="標楷體" w:eastAsia="標楷體" w:hAnsi="標楷體" w:hint="eastAsia"/>
-          <w:sz w:val="28"/>
-          <w:szCs w:val="28"/>
-        </w:rPr>
-        <w:t>的出場作鋪墊。</w:t>
-      </w:r>
-      <w:r>
-        <w:rPr>
-          <w:rFonts w:ascii="標楷體" w:eastAsia="標楷體" w:hAnsi="標楷體" w:hint="eastAsia"/>
-          <w:sz w:val="28"/>
-          <w:szCs w:val="28"/>
-        </w:rPr>
-        <w:t>「</w:t>
-      </w:r>
-      <w:r>
-        <w:rPr>
-          <w:rFonts w:ascii="標楷體" w:eastAsia="標楷體" w:hAnsi="標楷體" w:hint="eastAsia"/>
-          <w:sz w:val="28"/>
-          <w:szCs w:val="28"/>
-        </w:rPr>
-        <w:t>漏</w:t>
-      </w:r>
-      <w:r>
-        <w:rPr>
-          <w:rFonts w:ascii="標楷體" w:eastAsia="標楷體" w:hAnsi="標楷體" w:hint="eastAsia"/>
-          <w:sz w:val="28"/>
-          <w:szCs w:val="28"/>
-        </w:rPr>
-        <w:t>」</w:t>
-      </w:r>
-      <w:r>
-        <w:rPr>
-          <w:rFonts w:ascii="標楷體" w:eastAsia="標楷體" w:hAnsi="標楷體" w:hint="eastAsia"/>
-          <w:sz w:val="28"/>
-          <w:szCs w:val="28"/>
-        </w:rPr>
-        <w:t>指古人計時用的漏壺：</w:t>
-      </w:r>
-      <w:r>
-        <w:rPr>
-          <w:rFonts w:ascii="標楷體" w:eastAsia="標楷體" w:hAnsi="標楷體" w:hint="eastAsia"/>
-          <w:sz w:val="28"/>
-          <w:szCs w:val="28"/>
-        </w:rPr>
-        <w:t>「</w:t>
-      </w:r>
-      <w:r>
-        <w:rPr>
-          <w:rFonts w:ascii="標楷體" w:eastAsia="標楷體" w:hAnsi="標楷體" w:hint="eastAsia"/>
-          <w:sz w:val="28"/>
-          <w:szCs w:val="28"/>
-        </w:rPr>
-        <w:t>漏斷</w:t>
-      </w:r>
-      <w:r>
-        <w:rPr>
-          <w:rFonts w:ascii="標楷體" w:eastAsia="標楷體" w:hAnsi="標楷體" w:hint="eastAsia"/>
-          <w:sz w:val="28"/>
-          <w:szCs w:val="28"/>
-        </w:rPr>
-        <w:t>」</w:t>
-      </w:r>
-      <w:r>
-        <w:rPr>
-          <w:rFonts w:ascii="標楷體" w:eastAsia="標楷體" w:hAnsi="標楷體" w:hint="eastAsia"/>
-          <w:sz w:val="28"/>
-          <w:szCs w:val="28"/>
-        </w:rPr>
-        <w:t>即指深夜。在漏壺水盡，更深人靜的時候，</w:t>
-      </w:r>
-      <w:r>
-        <w:rPr>
-          <w:rFonts w:ascii="標楷體" w:eastAsia="標楷體" w:hAnsi="標楷體" w:hint="eastAsia"/>
-          <w:sz w:val="28"/>
-          <w:szCs w:val="28"/>
-          <w:u w:val="single"/>
-        </w:rPr>
-        <w:t>蘇軾</w:t>
-      </w:r>
-      <w:r>
-        <w:rPr>
-          <w:rFonts w:ascii="標楷體" w:eastAsia="標楷體" w:hAnsi="標楷體" w:hint="eastAsia"/>
-          <w:sz w:val="28"/>
-          <w:szCs w:val="28"/>
-        </w:rPr>
-        <w:t>步出庭院，擡頭望月，這是一個非常孤寂的夜晚。月兒似乎也知趣，從稀疏的桐樹間透出</w:t>
-      </w:r>
-      <w:r>
-        <w:rPr>
-          <w:rFonts w:ascii="標楷體" w:eastAsia="標楷體" w:hAnsi="標楷體" w:hint="eastAsia"/>
-          <w:b/>
-          <w:bCs/>
-          <w:sz w:val="28"/>
-          <w:szCs w:val="28"/>
-        </w:rPr>
-        <w:t>清</w:t>
-      </w:r>
-      <w:r>
-        <w:rPr>
-          <w:rFonts w:ascii="標楷體" w:eastAsia="標楷體" w:hAnsi="標楷體" w:hint="eastAsia"/>
-          <w:b/>
-          <w:bCs/>
-          <w:sz w:val="28"/>
-          <w:szCs w:val="28"/>
-        </w:rPr>
-        <w:t>輝</w:t>
-      </w:r>
-      <w:r>
-        <w:rPr>
-          <w:rFonts w:ascii="標楷體" w:eastAsia="標楷體" w:hAnsi="標楷體" w:hint="eastAsia"/>
-          <w:sz w:val="28"/>
-          <w:szCs w:val="28"/>
-        </w:rPr>
-        <w:t>，像是掛在</w:t>
-      </w:r>
-      <w:r>
-        <w:rPr>
-          <w:rFonts w:ascii="標楷體" w:eastAsia="標楷體" w:hAnsi="標楷體" w:hint="eastAsia"/>
-          <w:b/>
-          <w:bCs/>
-          <w:sz w:val="28"/>
-          <w:szCs w:val="28"/>
-        </w:rPr>
-        <w:t>枝椏</w:t>
-      </w:r>
-      <w:r>
-        <w:rPr>
-          <w:rFonts w:ascii="標楷體" w:eastAsia="標楷體" w:hAnsi="標楷體" w:hint="eastAsia"/>
-          <w:sz w:val="28"/>
-          <w:szCs w:val="28"/>
-        </w:rPr>
-        <w:t>間。這兩句出筆不凡，渲染出一種孤高的境界。接下來的兩句，</w:t>
-      </w:r>
-      <w:r>
-        <w:rPr>
-          <w:rFonts w:ascii="標楷體" w:eastAsia="標楷體" w:hAnsi="標楷體" w:hint="eastAsia"/>
-          <w:sz w:val="28"/>
-          <w:szCs w:val="28"/>
-        </w:rPr>
-        <w:t>「誰</w:t>
-      </w:r>
-      <w:r>
-        <w:rPr>
-          <w:rFonts w:ascii="標楷體" w:eastAsia="標楷體" w:hAnsi="標楷體" w:hint="eastAsia"/>
-          <w:sz w:val="28"/>
-          <w:szCs w:val="28"/>
-        </w:rPr>
-        <w:t>見幽人獨往來，縹緲孤鴻影。</w:t>
-      </w:r>
-      <w:r>
-        <w:rPr>
-          <w:rFonts w:ascii="標楷體" w:eastAsia="標楷體" w:hAnsi="標楷體" w:hint="eastAsia"/>
-          <w:sz w:val="28"/>
-          <w:szCs w:val="28"/>
-        </w:rPr>
-        <w:t>」</w:t>
-      </w:r>
-      <w:r>
-        <w:rPr>
-          <w:rFonts w:ascii="標楷體" w:eastAsia="標楷體" w:hAnsi="標楷體" w:hint="eastAsia"/>
-          <w:sz w:val="28"/>
-          <w:szCs w:val="28"/>
-        </w:rPr>
-        <w:t>周圍是那麼寧靜幽寂，在萬物入夢的此刻，沒有誰像自己這樣在月光下孤寂地徘徊，就像是一隻孤單飛過</w:t>
-      </w:r>
-      <w:r>
-        <w:rPr>
-          <w:rFonts w:ascii="標楷體" w:eastAsia="標楷體" w:hAnsi="標楷體" w:hint="eastAsia"/>
-          <w:b/>
-          <w:bCs/>
-          <w:sz w:val="28"/>
-          <w:szCs w:val="28"/>
-        </w:rPr>
-        <w:t>天穹</w:t>
-      </w:r>
-      <w:r>
-        <w:rPr>
-          <w:rFonts w:ascii="標楷體" w:eastAsia="標楷體" w:hAnsi="標楷體" w:hint="eastAsia"/>
-          <w:sz w:val="28"/>
-          <w:szCs w:val="28"/>
-        </w:rPr>
-        <w:t>的</w:t>
-      </w:r>
-      <w:r>
-        <w:rPr>
-          <w:rFonts w:ascii="標楷體" w:eastAsia="標楷體" w:hAnsi="標楷體" w:hint="eastAsia"/>
-          <w:b/>
-          <w:bCs/>
-          <w:sz w:val="28"/>
-          <w:szCs w:val="28"/>
-        </w:rPr>
-        <w:t>淒</w:t>
-      </w:r>
-      <w:r>
-        <w:rPr>
-          <w:rFonts w:ascii="標楷體" w:eastAsia="標楷體" w:hAnsi="標楷體" w:hint="eastAsia"/>
-          <w:b/>
-          <w:bCs/>
-          <w:sz w:val="28"/>
-          <w:szCs w:val="28"/>
-        </w:rPr>
-        <w:t>清</w:t>
-      </w:r>
-      <w:r>
-        <w:rPr>
-          <w:rFonts w:ascii="標楷體" w:eastAsia="標楷體" w:hAnsi="標楷體" w:hint="eastAsia"/>
-          <w:sz w:val="28"/>
-          <w:szCs w:val="28"/>
-        </w:rPr>
-        <w:t>的大雁。先是點出一位獨來獨往、心事</w:t>
-      </w:r>
-      <w:r>
-        <w:rPr>
-          <w:rFonts w:ascii="標楷體" w:eastAsia="標楷體" w:hAnsi="標楷體" w:hint="eastAsia"/>
-          <w:b/>
-          <w:bCs/>
-          <w:sz w:val="28"/>
-          <w:szCs w:val="28"/>
-        </w:rPr>
-        <w:t>浩茫</w:t>
-      </w:r>
-      <w:r>
-        <w:rPr>
-          <w:rFonts w:ascii="標楷體" w:eastAsia="標楷體" w:hAnsi="標楷體" w:hint="eastAsia"/>
-          <w:sz w:val="28"/>
-          <w:szCs w:val="28"/>
-        </w:rPr>
-        <w:t>的</w:t>
-      </w:r>
-      <w:bookmarkStart w:id="0" w:name="_Hlk134905387"/>
-      <w:r>
-        <w:rPr>
-          <w:rFonts w:ascii="標楷體" w:eastAsia="標楷體" w:hAnsi="標楷體" w:hint="eastAsia"/>
-          <w:sz w:val="28"/>
-          <w:szCs w:val="28"/>
-        </w:rPr>
-        <w:t>「</w:t>
-      </w:r>
-      <w:r>
-        <w:rPr>
-          <w:rFonts w:ascii="標楷體" w:eastAsia="標楷體" w:hAnsi="標楷體" w:hint="eastAsia"/>
-          <w:sz w:val="28"/>
-          <w:szCs w:val="28"/>
-        </w:rPr>
-        <w:t>幽人</w:t>
-      </w:r>
-      <w:r>
-        <w:rPr>
-          <w:rFonts w:ascii="標楷體" w:eastAsia="標楷體" w:hAnsi="標楷體" w:hint="eastAsia"/>
-          <w:sz w:val="28"/>
-          <w:szCs w:val="28"/>
-        </w:rPr>
-        <w:t>」</w:t>
-      </w:r>
-      <w:bookmarkEnd w:id="0"/>
-      <w:r>
-        <w:rPr>
-          <w:rFonts w:ascii="標楷體" w:eastAsia="標楷體" w:hAnsi="標楷體" w:hint="eastAsia"/>
-          <w:sz w:val="28"/>
-          <w:szCs w:val="28"/>
-        </w:rPr>
-        <w:t>形象，隨即輕靈飛動</w:t>
-      </w:r>
-      <w:r>
-        <w:rPr>
-          <w:rFonts w:ascii="標楷體" w:eastAsia="標楷體" w:hAnsi="標楷體" w:hint="eastAsia"/>
-          <w:sz w:val="28"/>
-          <w:szCs w:val="28"/>
-        </w:rPr>
-        <w:t>的</w:t>
-      </w:r>
-      <w:r>
-        <w:rPr>
-          <w:rFonts w:ascii="標楷體" w:eastAsia="標楷體" w:hAnsi="標楷體" w:hint="eastAsia"/>
-          <w:sz w:val="28"/>
-          <w:szCs w:val="28"/>
-        </w:rPr>
-        <w:t>由</w:t>
-      </w:r>
-      <w:r>
-        <w:rPr>
-          <w:rFonts w:ascii="標楷體" w:eastAsia="標楷體" w:hAnsi="標楷體" w:hint="eastAsia"/>
-          <w:sz w:val="28"/>
-          <w:szCs w:val="28"/>
-        </w:rPr>
-        <w:t>「</w:t>
-      </w:r>
-      <w:r>
-        <w:rPr>
-          <w:rFonts w:ascii="標楷體" w:eastAsia="標楷體" w:hAnsi="標楷體" w:hint="eastAsia"/>
-          <w:sz w:val="28"/>
-          <w:szCs w:val="28"/>
-        </w:rPr>
-        <w:t>幽人</w:t>
-      </w:r>
-      <w:r>
-        <w:rPr>
-          <w:rFonts w:ascii="標楷體" w:eastAsia="標楷體" w:hAnsi="標楷體" w:hint="eastAsia"/>
-          <w:sz w:val="28"/>
-          <w:szCs w:val="28"/>
-        </w:rPr>
-        <w:t>」</w:t>
-      </w:r>
-      <w:r>
-        <w:rPr>
-          <w:rFonts w:ascii="標楷體" w:eastAsia="標楷體" w:hAnsi="標楷體" w:hint="eastAsia"/>
-          <w:sz w:val="28"/>
-          <w:szCs w:val="28"/>
-        </w:rPr>
-        <w:t>而孤鴻，使這兩個意象產生對應和契合，讓人聯想到：</w:t>
-      </w:r>
-      <w:r>
-        <w:rPr>
-          <w:rFonts w:ascii="標楷體" w:eastAsia="標楷體" w:hAnsi="標楷體" w:hint="eastAsia"/>
-          <w:sz w:val="28"/>
-          <w:szCs w:val="28"/>
-        </w:rPr>
-        <w:t>「</w:t>
-      </w:r>
-      <w:r>
-        <w:rPr>
-          <w:rFonts w:ascii="標楷體" w:eastAsia="標楷體" w:hAnsi="標楷體" w:hint="eastAsia"/>
-          <w:sz w:val="28"/>
-          <w:szCs w:val="28"/>
-        </w:rPr>
-        <w:t>幽人</w:t>
-      </w:r>
-      <w:r>
-        <w:rPr>
-          <w:rFonts w:ascii="標楷體" w:eastAsia="標楷體" w:hAnsi="標楷體" w:hint="eastAsia"/>
-          <w:sz w:val="28"/>
-          <w:szCs w:val="28"/>
-        </w:rPr>
-        <w:t>」</w:t>
-      </w:r>
-      <w:r>
-        <w:rPr>
-          <w:rFonts w:ascii="標楷體" w:eastAsia="標楷體" w:hAnsi="標楷體" w:hint="eastAsia"/>
-          <w:sz w:val="28"/>
-          <w:szCs w:val="28"/>
-        </w:rPr>
-        <w:t>那孤高的心境，正像縹緲若仙的孤鴻之影。這兩句，既是實寫，又通過人、鳥形象的對應、</w:t>
-      </w:r>
-      <w:r>
-        <w:rPr>
-          <w:rFonts w:ascii="標楷體" w:eastAsia="標楷體" w:hAnsi="標楷體" w:hint="eastAsia"/>
-          <w:b/>
-          <w:bCs/>
-          <w:sz w:val="28"/>
-          <w:szCs w:val="28"/>
-        </w:rPr>
-        <w:t>嫁接</w:t>
-      </w:r>
-      <w:r>
-        <w:rPr>
-          <w:rFonts w:ascii="標楷體" w:eastAsia="標楷體" w:hAnsi="標楷體" w:hint="eastAsia"/>
-          <w:sz w:val="28"/>
-          <w:szCs w:val="28"/>
-        </w:rPr>
-        <w:t>，極富象徵意味和詩意之美地強化了“幽人”的超凡脫俗。物我</w:t>
-      </w:r>
-      <w:r>
-        <w:rPr>
-          <w:rFonts w:ascii="標楷體" w:eastAsia="標楷體" w:hAnsi="標楷體" w:hint="eastAsia"/>
-          <w:sz w:val="28"/>
-          <w:szCs w:val="28"/>
-        </w:rPr>
-        <w:t>合</w:t>
-      </w:r>
-      <w:r>
-        <w:rPr>
-          <w:rFonts w:ascii="標楷體" w:eastAsia="標楷體" w:hAnsi="標楷體" w:hint="eastAsia"/>
-          <w:sz w:val="28"/>
-          <w:szCs w:val="28"/>
-        </w:rPr>
-        <w:t>一，互爲補充，使孤獨的形象更具體感人。</w:t>
-      </w:r>
-    </w:p>
-    <w:p>
-      <w:pPr>
-        <w:spacing w:line="420" w:lineRule="exact"/>
-        <w:rPr>
-          <w:rFonts w:ascii="標楷體" w:eastAsia="標楷體" w:hAnsi="標楷體"/>
-          <w:sz w:val="28"/>
-          <w:szCs w:val="28"/>
-        </w:rPr>
-      </w:pPr>
-      <w:r>
-        <w:rPr>
-          <w:rFonts w:ascii="標楷體" w:eastAsia="標楷體" w:hAnsi="標楷體" w:hint="eastAsia"/>
-          <w:sz w:val="28"/>
-          <w:szCs w:val="28"/>
-        </w:rPr>
-        <w:lastRenderedPageBreak/>
-        <w:t xml:space="preserve">    </w:t>
-      </w:r>
-      <w:r>
-        <w:rPr>
-          <w:rFonts w:ascii="標楷體" w:eastAsia="標楷體" w:hAnsi="標楷體" w:hint="eastAsia"/>
-          <w:sz w:val="28"/>
-          <w:szCs w:val="28"/>
-        </w:rPr>
-        <w:t>下闋，更是把鴻與人同寫，</w:t>
-      </w:r>
-      <w:r>
-        <w:rPr>
-          <w:rFonts w:ascii="標楷體" w:eastAsia="標楷體" w:hAnsi="標楷體" w:hint="eastAsia"/>
-          <w:sz w:val="28"/>
-          <w:szCs w:val="28"/>
-        </w:rPr>
-        <w:t>「</w:t>
-      </w:r>
-      <w:r>
-        <w:rPr>
-          <w:rFonts w:ascii="標楷體" w:eastAsia="標楷體" w:hAnsi="標楷體" w:hint="eastAsia"/>
-          <w:sz w:val="28"/>
-          <w:szCs w:val="28"/>
-        </w:rPr>
-        <w:t>驚起卻回頭，有恨無人省。</w:t>
-      </w:r>
-      <w:r>
-        <w:rPr>
-          <w:rFonts w:ascii="標楷體" w:eastAsia="標楷體" w:hAnsi="標楷體" w:hint="eastAsia"/>
-          <w:sz w:val="28"/>
-          <w:szCs w:val="28"/>
-        </w:rPr>
-        <w:t>」</w:t>
-      </w:r>
-      <w:r>
-        <w:rPr>
-          <w:rFonts w:ascii="標楷體" w:eastAsia="標楷體" w:hAnsi="標楷體" w:hint="eastAsia"/>
-          <w:sz w:val="28"/>
-          <w:szCs w:val="28"/>
-        </w:rPr>
-        <w:t>這是直寫自己孤寂的心境。人孤獨的時候，總會四顧，回頭的尋覓，找到的是更多的孤獨，</w:t>
-      </w:r>
-      <w:r>
-        <w:rPr>
-          <w:rFonts w:ascii="標楷體" w:eastAsia="標楷體" w:hAnsi="標楷體" w:hint="eastAsia"/>
-          <w:sz w:val="28"/>
-          <w:szCs w:val="28"/>
-        </w:rPr>
-        <w:t>「</w:t>
-      </w:r>
-      <w:r>
-        <w:rPr>
-          <w:rFonts w:ascii="標楷體" w:eastAsia="標楷體" w:hAnsi="標楷體" w:hint="eastAsia"/>
-          <w:sz w:val="28"/>
-          <w:szCs w:val="28"/>
-        </w:rPr>
-        <w:t>有恨無人省</w:t>
-      </w:r>
-      <w:r>
-        <w:rPr>
-          <w:rFonts w:ascii="標楷體" w:eastAsia="標楷體" w:hAnsi="標楷體" w:hint="eastAsia"/>
-          <w:sz w:val="28"/>
-          <w:szCs w:val="28"/>
-        </w:rPr>
-        <w:t>」</w:t>
-      </w:r>
-      <w:r>
-        <w:rPr>
-          <w:rFonts w:ascii="標楷體" w:eastAsia="標楷體" w:hAnsi="標楷體" w:hint="eastAsia"/>
-          <w:sz w:val="28"/>
-          <w:szCs w:val="28"/>
-        </w:rPr>
-        <w:t>，沒有誰能理解自己孤獨的心。世無知音，孤苦難耐，情何以堪？</w:t>
-      </w:r>
-      <w:r>
-        <w:rPr>
-          <w:rFonts w:ascii="標楷體" w:eastAsia="標楷體" w:hAnsi="標楷體" w:hint="eastAsia"/>
-          <w:sz w:val="28"/>
-          <w:szCs w:val="28"/>
-        </w:rPr>
-        <w:t>「</w:t>
-      </w:r>
-      <w:r>
-        <w:rPr>
-          <w:rFonts w:ascii="標楷體" w:eastAsia="標楷體" w:hAnsi="標楷體" w:hint="eastAsia"/>
-          <w:sz w:val="28"/>
-          <w:szCs w:val="28"/>
-        </w:rPr>
-        <w:t>揀盡寒枝不肯棲，寂寞沙洲冷。</w:t>
-      </w:r>
-      <w:r>
-        <w:rPr>
-          <w:rFonts w:ascii="標楷體" w:eastAsia="標楷體" w:hAnsi="標楷體" w:hint="eastAsia"/>
-          <w:sz w:val="28"/>
-          <w:szCs w:val="28"/>
-        </w:rPr>
-        <w:t>」</w:t>
-      </w:r>
-      <w:r>
-        <w:rPr>
-          <w:rFonts w:ascii="標楷體" w:eastAsia="標楷體" w:hAnsi="標楷體" w:hint="eastAsia"/>
-          <w:sz w:val="28"/>
-          <w:szCs w:val="28"/>
-        </w:rPr>
-        <w:t>寫孤鴻遭遇不幸，心懷幽恨，驚恐不已，在寒枝間飛來飛去，揀盡寒枝不肯棲息，只好落宿於寂寞荒冷的沙洲，度過這樣寒冷的夜晚。這</w:t>
-      </w:r>
-      <w:r>
-        <w:rPr>
-          <w:rFonts w:ascii="標楷體" w:eastAsia="標楷體" w:hAnsi="標楷體" w:hint="eastAsia"/>
-          <w:sz w:val="28"/>
-          <w:szCs w:val="28"/>
-        </w:rPr>
-        <w:t>裡</w:t>
-      </w:r>
-      <w:r>
-        <w:rPr>
-          <w:rFonts w:ascii="標楷體" w:eastAsia="標楷體" w:hAnsi="標楷體" w:hint="eastAsia"/>
-          <w:sz w:val="28"/>
-          <w:szCs w:val="28"/>
-        </w:rPr>
-        <w:t>，詞人以象徵手法，匠心獨運地通過鴻的孤獨縹緲，驚起回頭、懷抱幽恨和選求宿處，表達了作者</w:t>
-      </w:r>
-      <w:r>
-        <w:rPr>
-          <w:rFonts w:ascii="標楷體" w:eastAsia="標楷體" w:hAnsi="標楷體" w:hint="eastAsia"/>
-          <w:b/>
-          <w:bCs/>
-          <w:sz w:val="28"/>
-          <w:szCs w:val="28"/>
-        </w:rPr>
-        <w:t>貶謫</w:t>
-      </w:r>
-      <w:r>
-        <w:rPr>
-          <w:rFonts w:ascii="標楷體" w:eastAsia="標楷體" w:hAnsi="標楷體" w:hint="eastAsia"/>
-          <w:sz w:val="28"/>
-          <w:szCs w:val="28"/>
-          <w:u w:val="single"/>
-        </w:rPr>
-        <w:t>黃州</w:t>
-      </w:r>
-      <w:r>
-        <w:rPr>
-          <w:rFonts w:ascii="標楷體" w:eastAsia="標楷體" w:hAnsi="標楷體" w:hint="eastAsia"/>
-          <w:sz w:val="28"/>
-          <w:szCs w:val="28"/>
-        </w:rPr>
-        <w:t>時期的孤寂處境和高潔自許、不願隨波逐流的心境。作者與孤鴻</w:t>
-      </w:r>
-      <w:r>
-        <w:rPr>
-          <w:rFonts w:ascii="標楷體" w:eastAsia="標楷體" w:hAnsi="標楷體" w:hint="eastAsia"/>
-          <w:b/>
-          <w:bCs/>
-          <w:sz w:val="28"/>
-          <w:szCs w:val="28"/>
-        </w:rPr>
-        <w:t>惺惺相惜</w:t>
-      </w:r>
-      <w:r>
-        <w:rPr>
-          <w:rFonts w:ascii="標楷體" w:eastAsia="標楷體" w:hAnsi="標楷體" w:hint="eastAsia"/>
-          <w:sz w:val="28"/>
-          <w:szCs w:val="28"/>
-        </w:rPr>
-        <w:t>，以擬人化的手法表現孤鴻的心理活動，</w:t>
-      </w:r>
-      <w:r>
-        <w:rPr>
-          <w:rFonts w:ascii="標楷體" w:eastAsia="標楷體" w:hAnsi="標楷體" w:hint="eastAsia"/>
-          <w:sz w:val="28"/>
-          <w:szCs w:val="28"/>
-        </w:rPr>
-        <w:t>藉以隱喻</w:t>
-      </w:r>
-      <w:r>
-        <w:rPr>
-          <w:rFonts w:ascii="標楷體" w:eastAsia="標楷體" w:hAnsi="標楷體" w:hint="eastAsia"/>
-          <w:sz w:val="28"/>
-          <w:szCs w:val="28"/>
-        </w:rPr>
-        <w:t>自己的主觀感情，顯示了高超的藝術技巧。</w:t>
-      </w:r>
-      <w:r>
-        <w:rPr>
-          <w:rFonts w:ascii="標楷體" w:eastAsia="標楷體" w:hAnsi="標楷體" w:hint="eastAsia"/>
-          <w:sz w:val="28"/>
-          <w:szCs w:val="28"/>
-        </w:rPr>
-        <w:t>(以上資料出處：</w:t>
+        <w:t>的初期。當時他歷經</w:t>
       </w:r>
       <w:hyperlink r:id="rId7" w:history="1">
         <w:r>
           <w:rPr>
             <w:rStyle w:val="a4"/>
-            <w:rFonts w:ascii="標楷體" w:eastAsia="標楷體" w:hAnsi="標楷體"/>
+            <w:rFonts w:ascii="標楷體" w:eastAsia="標楷體" w:hAnsi="標楷體" w:hint="eastAsia"/>
             <w:sz w:val="28"/>
             <w:szCs w:val="28"/>
           </w:rPr>
-          <w:t>https://bit.ly/3O1r1CV</w:t>
+          <w:t>烏台詩案</w:t>
         </w:r>
       </w:hyperlink>
       <w:r>
@@ -1611,7 +626,301 @@
           <w:sz w:val="28"/>
           <w:szCs w:val="28"/>
         </w:rPr>
-        <w:t>)</w:t>
+        <w:t>的生死交關，初至</w:t>
+      </w:r>
+      <w:r>
+        <w:rPr>
+          <w:rFonts w:ascii="標楷體" w:eastAsia="標楷體" w:hAnsi="標楷體" w:hint="eastAsia"/>
+          <w:sz w:val="28"/>
+          <w:szCs w:val="28"/>
+          <w:u w:val="single"/>
+        </w:rPr>
+        <w:t>黃州</w:t>
+      </w:r>
+      <w:r>
+        <w:rPr>
+          <w:rFonts w:ascii="標楷體" w:eastAsia="標楷體" w:hAnsi="標楷體" w:hint="eastAsia"/>
+          <w:sz w:val="28"/>
+          <w:szCs w:val="28"/>
+        </w:rPr>
+        <w:t>，心境孤寂、</w:t>
+      </w:r>
+      <w:r>
+        <w:rPr>
+          <w:rFonts w:ascii="標楷體" w:eastAsia="標楷體" w:hAnsi="標楷體" w:hint="eastAsia"/>
+          <w:b/>
+          <w:bCs/>
+          <w:sz w:val="28"/>
+          <w:szCs w:val="28"/>
+        </w:rPr>
+        <w:t>如履薄冰</w:t>
+      </w:r>
+      <w:r>
+        <w:rPr>
+          <w:rFonts w:ascii="標楷體" w:eastAsia="標楷體" w:hAnsi="標楷體" w:hint="eastAsia"/>
+          <w:sz w:val="28"/>
+          <w:szCs w:val="28"/>
+        </w:rPr>
+        <w:t>。這首詞表面上描寫深夜的幽居與孤鴻，實則以物喻人，將詞人孤高自許、不肯同流合污的高潔人格與淒涼心境，融於</w:t>
+      </w:r>
+      <w:r>
+        <w:rPr>
+          <w:rFonts w:ascii="標楷體" w:eastAsia="標楷體" w:hAnsi="標楷體" w:hint="eastAsia"/>
+          <w:b/>
+          <w:bCs/>
+          <w:sz w:val="28"/>
+          <w:szCs w:val="28"/>
+        </w:rPr>
+        <w:t>清冷深邃</w:t>
+      </w:r>
+      <w:r>
+        <w:rPr>
+          <w:rFonts w:ascii="標楷體" w:eastAsia="標楷體" w:hAnsi="標楷體" w:hint="eastAsia"/>
+          <w:sz w:val="28"/>
+          <w:szCs w:val="28"/>
+        </w:rPr>
+        <w:t>的意境之中。</w:t>
+      </w:r>
+    </w:p>
+    <w:p>
+      <w:pPr>
+        <w:spacing w:line="440" w:lineRule="exact"/>
+        <w:jc w:val="both"/>
+        <w:rPr>
+          <w:rFonts w:ascii="標楷體" w:eastAsia="標楷體" w:hAnsi="標楷體" w:hint="eastAsia"/>
+          <w:sz w:val="28"/>
+          <w:szCs w:val="28"/>
+        </w:rPr>
+      </w:pPr>
+      <w:r>
+        <w:rPr>
+          <w:rFonts w:ascii="標楷體" w:eastAsia="標楷體" w:hAnsi="標楷體" w:hint="eastAsia"/>
+          <w:sz w:val="28"/>
+          <w:szCs w:val="28"/>
+        </w:rPr>
+        <w:t xml:space="preserve">　　</w:t>
+      </w:r>
+      <w:r>
+        <w:rPr>
+          <w:rFonts w:ascii="標楷體" w:eastAsia="標楷體" w:hAnsi="標楷體" w:hint="eastAsia"/>
+          <w:sz w:val="28"/>
+          <w:szCs w:val="28"/>
+        </w:rPr>
+        <w:t>全詞妙在「移情入物」，將主觀情感與客觀景物完美交融。上闋從夜景寫起，「缺月掛疏桐，漏斷人初靜」</w:t>
+      </w:r>
+      <w:r>
+        <w:rPr>
+          <w:rFonts w:ascii="標楷體" w:eastAsia="標楷體" w:hAnsi="標楷體" w:hint="eastAsia"/>
+          <w:b/>
+          <w:bCs/>
+          <w:sz w:val="28"/>
+          <w:szCs w:val="28"/>
+        </w:rPr>
+        <w:t>勾勒</w:t>
+      </w:r>
+      <w:r>
+        <w:rPr>
+          <w:rFonts w:ascii="標楷體" w:eastAsia="標楷體" w:hAnsi="標楷體" w:hint="eastAsia"/>
+          <w:sz w:val="28"/>
+          <w:szCs w:val="28"/>
+        </w:rPr>
+        <w:t>出一幅清冷寂寥的深夜圖景。殘月疏桐、漏聲滴盡、</w:t>
+      </w:r>
+      <w:r>
+        <w:rPr>
+          <w:rFonts w:ascii="標楷體" w:eastAsia="標楷體" w:hAnsi="標楷體" w:hint="eastAsia"/>
+          <w:b/>
+          <w:bCs/>
+          <w:sz w:val="28"/>
+          <w:szCs w:val="28"/>
+        </w:rPr>
+        <w:t>萬籟俱寂</w:t>
+      </w:r>
+      <w:r>
+        <w:rPr>
+          <w:rFonts w:ascii="標楷體" w:eastAsia="標楷體" w:hAnsi="標楷體" w:hint="eastAsia"/>
+          <w:sz w:val="28"/>
+          <w:szCs w:val="28"/>
+        </w:rPr>
+        <w:t>，不僅交代了時間與環境，更奠定了全篇孤獨冷清的基調。接著「誰見幽人獨往來，縹緲孤鴻影」一句，由人及鳥。「幽人」指詞人自己，在萬</w:t>
+      </w:r>
+      <w:r>
+        <w:rPr>
+          <w:rFonts w:ascii="標楷體" w:eastAsia="標楷體" w:hAnsi="標楷體" w:hint="eastAsia"/>
+          <w:sz w:val="28"/>
+          <w:szCs w:val="28"/>
+        </w:rPr>
+        <w:t>籟</w:t>
+      </w:r>
+      <w:r>
+        <w:rPr>
+          <w:rFonts w:ascii="標楷體" w:eastAsia="標楷體" w:hAnsi="標楷體" w:hint="eastAsia"/>
+          <w:sz w:val="28"/>
+          <w:szCs w:val="28"/>
+        </w:rPr>
+        <w:t>皆寂的深夜，唯有孤獨的身影獨自來去；而此時天際</w:t>
+      </w:r>
+      <w:r>
+        <w:rPr>
+          <w:rFonts w:ascii="標楷體" w:eastAsia="標楷體" w:hAnsi="標楷體" w:hint="eastAsia"/>
+          <w:b/>
+          <w:bCs/>
+          <w:sz w:val="28"/>
+          <w:szCs w:val="28"/>
+        </w:rPr>
+        <w:t>掠過</w:t>
+      </w:r>
+      <w:r>
+        <w:rPr>
+          <w:rFonts w:ascii="標楷體" w:eastAsia="標楷體" w:hAnsi="標楷體" w:hint="eastAsia"/>
+          <w:sz w:val="28"/>
+          <w:szCs w:val="28"/>
+        </w:rPr>
+        <w:t>一隻孤鴻，人與鴻的身影在月色下交疊，彼此映照。此處的孤鴻，既是實景，更是詞人</w:t>
+      </w:r>
+      <w:r>
+        <w:rPr>
+          <w:rFonts w:ascii="標楷體" w:eastAsia="標楷體" w:hAnsi="標楷體" w:hint="eastAsia"/>
+          <w:b/>
+          <w:bCs/>
+          <w:sz w:val="28"/>
+          <w:szCs w:val="28"/>
+        </w:rPr>
+        <w:t>孤傲</w:t>
+      </w:r>
+      <w:r>
+        <w:rPr>
+          <w:rFonts w:ascii="標楷體" w:eastAsia="標楷體" w:hAnsi="標楷體" w:hint="eastAsia"/>
+          <w:sz w:val="28"/>
+          <w:szCs w:val="28"/>
+        </w:rPr>
+        <w:t>靈魂的化身。</w:t>
+      </w:r>
+    </w:p>
+    <w:p>
+      <w:pPr>
+        <w:spacing w:line="440" w:lineRule="exact"/>
+        <w:jc w:val="both"/>
+        <w:rPr>
+          <w:rFonts w:ascii="標楷體" w:eastAsia="標楷體" w:hAnsi="標楷體" w:hint="eastAsia"/>
+          <w:sz w:val="28"/>
+          <w:szCs w:val="28"/>
+        </w:rPr>
+      </w:pPr>
+      <w:r>
+        <w:rPr>
+          <w:rFonts w:ascii="標楷體" w:eastAsia="標楷體" w:hAnsi="標楷體" w:hint="eastAsia"/>
+          <w:sz w:val="28"/>
+          <w:szCs w:val="28"/>
+        </w:rPr>
+        <w:lastRenderedPageBreak/>
+        <w:t xml:space="preserve">　　</w:t>
+      </w:r>
+      <w:r>
+        <w:rPr>
+          <w:rFonts w:ascii="標楷體" w:eastAsia="標楷體" w:hAnsi="標楷體" w:hint="eastAsia"/>
+          <w:sz w:val="28"/>
+          <w:szCs w:val="28"/>
+        </w:rPr>
+        <w:t>下闋則將</w:t>
+      </w:r>
+      <w:r>
+        <w:rPr>
+          <w:rFonts w:ascii="標楷體" w:eastAsia="標楷體" w:hAnsi="標楷體" w:hint="eastAsia"/>
+          <w:b/>
+          <w:bCs/>
+          <w:sz w:val="28"/>
+          <w:szCs w:val="28"/>
+        </w:rPr>
+        <w:t>筆觸</w:t>
+      </w:r>
+      <w:r>
+        <w:rPr>
+          <w:rFonts w:ascii="標楷體" w:eastAsia="標楷體" w:hAnsi="標楷體" w:hint="eastAsia"/>
+          <w:sz w:val="28"/>
+          <w:szCs w:val="28"/>
+        </w:rPr>
+        <w:t>深入孤鴻的內心世界，「驚起卻回頭，有恨無人省」生動刻畫了孤鴻的驚恐與幽怨。牠因驚擾而回頭張望，滿腹愁恨卻無人能夠理解。結尾兩句：「揀盡寒枝不肯棲，寂寞沙洲冷。」孤鴻在密布的寒枝間不斷尋覓、</w:t>
+      </w:r>
+      <w:r>
+        <w:rPr>
+          <w:rFonts w:ascii="標楷體" w:eastAsia="標楷體" w:hAnsi="標楷體" w:hint="eastAsia"/>
+          <w:b/>
+          <w:bCs/>
+          <w:sz w:val="28"/>
+          <w:szCs w:val="28"/>
+        </w:rPr>
+        <w:t>挑剔</w:t>
+      </w:r>
+      <w:r>
+        <w:rPr>
+          <w:rFonts w:ascii="標楷體" w:eastAsia="標楷體" w:hAnsi="標楷體" w:hint="eastAsia"/>
+          <w:sz w:val="28"/>
+          <w:szCs w:val="28"/>
+        </w:rPr>
+        <w:t>，卻始終不願隨便找一處棲息，寧可忍受沙洲的冰冷與無邊寂寞。這正是</w:t>
+      </w:r>
+      <w:r>
+        <w:rPr>
+          <w:rFonts w:ascii="標楷體" w:eastAsia="標楷體" w:hAnsi="標楷體" w:hint="eastAsia"/>
+          <w:sz w:val="28"/>
+          <w:szCs w:val="28"/>
+          <w:u w:val="single"/>
+        </w:rPr>
+        <w:t>蘇軾</w:t>
+      </w:r>
+      <w:r>
+        <w:rPr>
+          <w:rFonts w:ascii="標楷體" w:eastAsia="標楷體" w:hAnsi="標楷體" w:hint="eastAsia"/>
+          <w:sz w:val="28"/>
+          <w:szCs w:val="28"/>
+        </w:rPr>
+        <w:t>人格特質的寫照——縱然身處逆境、飽受打壓，他依然堅持節操，絕不向世俗低頭，不肯隨波逐流。</w:t>
+      </w:r>
+    </w:p>
+    <w:p>
+      <w:pPr>
+        <w:spacing w:line="440" w:lineRule="exact"/>
+        <w:jc w:val="both"/>
+        <w:rPr>
+          <w:rFonts w:ascii="標楷體" w:eastAsia="標楷體" w:hAnsi="標楷體" w:hint="eastAsia"/>
+          <w:sz w:val="28"/>
+          <w:szCs w:val="28"/>
+        </w:rPr>
+      </w:pPr>
+      <w:r>
+        <w:rPr>
+          <w:rFonts w:ascii="標楷體" w:eastAsia="標楷體" w:hAnsi="標楷體" w:hint="eastAsia"/>
+          <w:sz w:val="28"/>
+          <w:szCs w:val="28"/>
+        </w:rPr>
+        <w:t xml:space="preserve">　　</w:t>
+      </w:r>
+      <w:r>
+        <w:rPr>
+          <w:rFonts w:ascii="標楷體" w:eastAsia="標楷體" w:hAnsi="標楷體" w:hint="eastAsia"/>
+          <w:sz w:val="28"/>
+          <w:szCs w:val="28"/>
+        </w:rPr>
+        <w:t>全詞語言</w:t>
+      </w:r>
+      <w:r>
+        <w:rPr>
+          <w:rFonts w:ascii="標楷體" w:eastAsia="標楷體" w:hAnsi="標楷體" w:hint="eastAsia"/>
+          <w:b/>
+          <w:bCs/>
+          <w:sz w:val="28"/>
+          <w:szCs w:val="28"/>
+        </w:rPr>
+        <w:t>平易質樸</w:t>
+      </w:r>
+      <w:r>
+        <w:rPr>
+          <w:rFonts w:ascii="標楷體" w:eastAsia="標楷體" w:hAnsi="標楷體" w:hint="eastAsia"/>
+          <w:sz w:val="28"/>
+          <w:szCs w:val="28"/>
+        </w:rPr>
+        <w:t>，卻具有極強的藝術感染力。詞人以象徵手法，將孤鴻的孤傲化為自身生命的悲壯與堅持，在寂冷與孤獨中，閃爍著不屈的精神光芒。</w:t>
       </w:r>
     </w:p>
     <w:p>
@@ -1641,7 +950,7 @@
           <w:numId w:val="5"/>
         </w:numPr>
         <w:spacing w:line="400" w:lineRule="exact"/>
-        <w:ind w:leftChars="0"/>
+        <w:ind w:leftChars="0" w:left="284" w:hanging="284"/>
         <w:rPr>
           <w:rFonts w:ascii="標楷體" w:eastAsia="標楷體" w:hAnsi="標楷體"/>
           <w:sz w:val="28"/>
@@ -1654,7 +963,7 @@
           <w:sz w:val="28"/>
           <w:szCs w:val="28"/>
         </w:rPr>
-        <w:t>曠達</w:t>
+        <w:t>如履薄冰</w:t>
       </w:r>
       <w:r>
         <w:rPr>
@@ -1670,7 +979,7 @@
           <w:sz w:val="28"/>
           <w:szCs w:val="28"/>
         </w:rPr>
-        <w:t>心胸豁達。</w:t>
+        <w:t>像踩在薄薄的冰層上。比喻隨時面臨危險，行事極為戒慎恐懼、小心翼翼。形容人在面對高度壓力、政治風暴（如烏台詩案）或重大未知挑戰時，那種戰戰兢兢、如臨大敵的緊張心理狀態。</w:t>
       </w:r>
     </w:p>
     <w:p>
@@ -1680,8 +989,8 @@
           <w:ilvl w:val="0"/>
           <w:numId w:val="5"/>
         </w:numPr>
-        <w:spacing w:line="380" w:lineRule="exact"/>
-        <w:ind w:leftChars="0"/>
+        <w:spacing w:line="400" w:lineRule="exact"/>
+        <w:ind w:leftChars="0" w:left="284" w:hanging="284"/>
         <w:rPr>
           <w:rFonts w:ascii="標楷體" w:eastAsia="標楷體" w:hAnsi="標楷體"/>
           <w:sz w:val="28"/>
@@ -1694,7 +1003,32 @@
           <w:sz w:val="28"/>
           <w:szCs w:val="28"/>
         </w:rPr>
-        <w:t>幽獨</w:t>
+        <w:t>清冷深邃</w:t>
+      </w:r>
+      <w:r>
+        <w:rPr>
+          <w:rFonts w:ascii="標楷體" w:eastAsia="標楷體" w:hAnsi="標楷體" w:hint="eastAsia"/>
+          <w:sz w:val="28"/>
+          <w:szCs w:val="28"/>
+        </w:rPr>
+        <w:t>（</w:t>
+      </w:r>
+      <w:r>
+        <w:rPr>
+          <w:rFonts w:ascii="標楷體" w:eastAsia="標楷體" w:hAnsi="標楷體" w:hint="eastAsia"/>
+          <w:color w:val="FF0000"/>
+          <w:sz w:val="16"/>
+          <w:szCs w:val="16"/>
+        </w:rPr>
+        <w:t>ㄙㄨㄟˋ</w:t>
+      </w:r>
+      <w:r>
+        <w:rPr>
+          <w:rFonts w:ascii="標楷體" w:eastAsia="標楷體" w:hAnsi="標楷體" w:hint="eastAsia"/>
+          <w:sz w:val="28"/>
+          <w:szCs w:val="28"/>
+        </w:rPr>
+        <w:t>）</w:t>
       </w:r>
       <w:r>
         <w:rPr>
@@ -1710,7 +1044,39 @@
           <w:sz w:val="28"/>
           <w:szCs w:val="28"/>
         </w:rPr>
-        <w:t>獨處於僻靜之地。</w:t>
+        <w:t>清冷</w:t>
+      </w:r>
+      <w:r>
+        <w:rPr>
+          <w:rFonts w:ascii="標楷體" w:eastAsia="標楷體" w:hAnsi="標楷體" w:hint="eastAsia"/>
+          <w:sz w:val="28"/>
+          <w:szCs w:val="28"/>
+        </w:rPr>
+        <w:t>，</w:t>
+      </w:r>
+      <w:r>
+        <w:rPr>
+          <w:rFonts w:ascii="標楷體" w:eastAsia="標楷體" w:hAnsi="標楷體" w:hint="eastAsia"/>
+          <w:sz w:val="28"/>
+          <w:szCs w:val="28"/>
+        </w:rPr>
+        <w:t>清涼而帶有寒意，或環境寂靜冷清。深邃</w:t>
+      </w:r>
+      <w:r>
+        <w:rPr>
+          <w:rFonts w:ascii="標楷體" w:eastAsia="標楷體" w:hAnsi="標楷體" w:hint="eastAsia"/>
+          <w:sz w:val="28"/>
+          <w:szCs w:val="28"/>
+        </w:rPr>
+        <w:t>，</w:t>
+      </w:r>
+      <w:r>
+        <w:rPr>
+          <w:rFonts w:ascii="標楷體" w:eastAsia="標楷體" w:hAnsi="標楷體" w:hint="eastAsia"/>
+          <w:sz w:val="28"/>
+          <w:szCs w:val="28"/>
+        </w:rPr>
+        <w:t>深遠、幽深而難以測度。合起來形容一種孤寂、幽靜且充滿層次的氛圍或心境。常指自然景物（如月夜、寒江）的冷清，也可用來比喻人內心深處那種不與世俗同流合污的孤高與清醒。</w:t>
       </w:r>
     </w:p>
     <w:p>
@@ -1720,8 +1086,8 @@
           <w:ilvl w:val="0"/>
           <w:numId w:val="5"/>
         </w:numPr>
-        <w:spacing w:line="380" w:lineRule="exact"/>
-        <w:ind w:leftChars="0"/>
+        <w:spacing w:line="400" w:lineRule="exact"/>
+        <w:ind w:leftChars="0" w:left="284" w:hanging="284"/>
         <w:rPr>
           <w:rFonts w:ascii="標楷體" w:eastAsia="標楷體" w:hAnsi="標楷體"/>
           <w:sz w:val="28"/>
@@ -1734,15 +1100,23 @@
           <w:sz w:val="28"/>
           <w:szCs w:val="28"/>
         </w:rPr>
-        <w:t>孤鴻</w:t>
-      </w:r>
-      <w:r>
-        <w:rPr>
-          <w:rFonts w:ascii="標楷體" w:eastAsia="標楷體" w:hAnsi="標楷體" w:hint="eastAsia"/>
-          <w:sz w:val="28"/>
-          <w:szCs w:val="28"/>
-        </w:rPr>
-        <w:t>：孤獨的大雁。</w:t>
+        <w:t>勾勒</w:t>
+      </w:r>
+      <w:r>
+        <w:rPr>
+          <w:rFonts w:ascii="標楷體" w:eastAsia="標楷體" w:hAnsi="標楷體" w:hint="eastAsia"/>
+          <w:sz w:val="28"/>
+          <w:szCs w:val="28"/>
+        </w:rPr>
+        <w:t>：</w:t>
+      </w:r>
+      <w:r>
+        <w:rPr>
+          <w:rFonts w:ascii="標楷體" w:eastAsia="標楷體" w:hAnsi="標楷體" w:hint="eastAsia"/>
+          <w:sz w:val="28"/>
+          <w:szCs w:val="28"/>
+        </w:rPr>
+        <w:t>原指用簡練的線條勾出輪廓，引申為用簡單的文字或筆觸描繪出事物的概貌或特徵。指不作過度繁複的鋪陳，而是精準、流暢地將人物形象、場景或情感輪廓描繪出來。</w:t>
       </w:r>
     </w:p>
     <w:p>
@@ -1752,8 +1126,8 @@
           <w:ilvl w:val="0"/>
           <w:numId w:val="5"/>
         </w:numPr>
-        <w:spacing w:line="380" w:lineRule="exact"/>
-        <w:ind w:leftChars="0"/>
+        <w:spacing w:line="400" w:lineRule="exact"/>
+        <w:ind w:leftChars="0" w:left="284" w:hanging="284"/>
         <w:rPr>
           <w:rFonts w:ascii="標楷體" w:eastAsia="標楷體" w:hAnsi="標楷體"/>
           <w:sz w:val="28"/>
@@ -1766,64 +1140,72 @@
           <w:sz w:val="28"/>
           <w:szCs w:val="28"/>
         </w:rPr>
-        <w:t>形象</w:t>
-      </w:r>
-    </w:p>
-    <w:p>
-      <w:pPr>
-        <w:pStyle w:val="a6"/>
-        <w:numPr>
-          <w:ilvl w:val="0"/>
-          <w:numId w:val="13"/>
-        </w:numPr>
-        <w:spacing w:line="380" w:lineRule="exact"/>
-        <w:ind w:leftChars="0"/>
-      </w:pPr>
-      <w:r>
-        <w:rPr>
-          <w:rFonts w:ascii="標楷體" w:eastAsia="標楷體" w:hAnsi="標楷體" w:hint="eastAsia"/>
-          <w:sz w:val="28"/>
-          <w:szCs w:val="28"/>
-        </w:rPr>
-        <w:t>外在的形狀、樣貌。</w:t>
-      </w:r>
-    </w:p>
-    <w:p>
-      <w:pPr>
-        <w:pStyle w:val="a6"/>
-        <w:numPr>
-          <w:ilvl w:val="0"/>
-          <w:numId w:val="13"/>
-        </w:numPr>
-        <w:spacing w:line="380" w:lineRule="exact"/>
-        <w:ind w:leftChars="0"/>
-      </w:pPr>
-      <w:r>
-        <w:rPr>
-          <w:rFonts w:ascii="標楷體" w:eastAsia="標楷體" w:hAnsi="標楷體"/>
-          <w:sz w:val="28"/>
-          <w:szCs w:val="28"/>
-        </w:rPr>
-        <w:t>由一個人的內涵作為，所呈現出來的風格、特色。如：「他在小說中所塑造的英雄形象，頗引起讀者的共鳴。」</w:t>
-      </w:r>
-    </w:p>
-    <w:p>
-      <w:pPr>
-        <w:pStyle w:val="a6"/>
-        <w:numPr>
-          <w:ilvl w:val="0"/>
-          <w:numId w:val="13"/>
-        </w:numPr>
-        <w:spacing w:line="380" w:lineRule="exact"/>
-        <w:ind w:leftChars="0"/>
-      </w:pPr>
-      <w:r>
-        <w:rPr>
-          <w:rFonts w:ascii="標楷體" w:eastAsia="標楷體" w:hAnsi="標楷體"/>
-          <w:sz w:val="28"/>
-          <w:szCs w:val="28"/>
-        </w:rPr>
-        <w:t>對實體而言。</w:t>
+        <w:t>萬籟</w:t>
+      </w:r>
+      <w:r>
+        <w:rPr>
+          <w:rFonts w:ascii="標楷體" w:eastAsia="標楷體" w:hAnsi="標楷體" w:hint="eastAsia"/>
+          <w:sz w:val="28"/>
+          <w:szCs w:val="28"/>
+        </w:rPr>
+        <w:t>（</w:t>
+      </w:r>
+      <w:r>
+        <w:rPr>
+          <w:rFonts w:ascii="標楷體" w:eastAsia="標楷體" w:hAnsi="標楷體" w:hint="eastAsia"/>
+          <w:color w:val="FF0000"/>
+          <w:sz w:val="16"/>
+          <w:szCs w:val="16"/>
+        </w:rPr>
+        <w:t>ㄌㄞˋ</w:t>
+      </w:r>
+      <w:r>
+        <w:rPr>
+          <w:rFonts w:ascii="標楷體" w:eastAsia="標楷體" w:hAnsi="標楷體" w:hint="eastAsia"/>
+          <w:sz w:val="28"/>
+          <w:szCs w:val="28"/>
+        </w:rPr>
+        <w:t>）</w:t>
+      </w:r>
+      <w:r>
+        <w:rPr>
+          <w:rFonts w:ascii="標楷體" w:eastAsia="標楷體" w:hAnsi="標楷體" w:hint="eastAsia"/>
+          <w:sz w:val="28"/>
+          <w:szCs w:val="28"/>
+        </w:rPr>
+        <w:t>俱寂</w:t>
+      </w:r>
+      <w:r>
+        <w:rPr>
+          <w:rFonts w:ascii="標楷體" w:eastAsia="標楷體" w:hAnsi="標楷體" w:hint="eastAsia"/>
+          <w:sz w:val="28"/>
+          <w:szCs w:val="28"/>
+        </w:rPr>
+        <w:t>：</w:t>
+      </w:r>
+      <w:r>
+        <w:rPr>
+          <w:rFonts w:ascii="標楷體" w:eastAsia="標楷體" w:hAnsi="標楷體" w:hint="eastAsia"/>
+          <w:sz w:val="28"/>
+          <w:szCs w:val="28"/>
+        </w:rPr>
+        <w:t>萬籟</w:t>
+      </w:r>
+      <w:r>
+        <w:rPr>
+          <w:rFonts w:ascii="標楷體" w:eastAsia="標楷體" w:hAnsi="標楷體" w:hint="eastAsia"/>
+          <w:sz w:val="28"/>
+          <w:szCs w:val="28"/>
+        </w:rPr>
+        <w:t>（</w:t>
+      </w:r>
+      <w:r>
+        <w:rPr>
+          <w:rFonts w:ascii="標楷體" w:eastAsia="標楷體" w:hAnsi="標楷體" w:hint="eastAsia"/>
+          <w:sz w:val="28"/>
+          <w:szCs w:val="28"/>
+        </w:rPr>
+        <w:t>自然界中各種聲音）全都安靜下來。形容周圍環境非常安靜，沒有一點聲音。常用於描繪深夜、荒野或孤獨時刻的極致寧靜，這種寂靜往往能放大人物內心的孤獨感或思緒。</w:t>
       </w:r>
     </w:p>
     <w:p>
@@ -1833,8 +1215,8 @@
           <w:ilvl w:val="0"/>
           <w:numId w:val="5"/>
         </w:numPr>
-        <w:spacing w:line="380" w:lineRule="exact"/>
-        <w:ind w:leftChars="0"/>
+        <w:spacing w:line="400" w:lineRule="exact"/>
+        <w:ind w:leftChars="0" w:left="284" w:hanging="284"/>
         <w:rPr>
           <w:rFonts w:ascii="標楷體" w:eastAsia="標楷體" w:hAnsi="標楷體"/>
           <w:sz w:val="28"/>
@@ -1847,7 +1229,7 @@
           <w:sz w:val="28"/>
           <w:szCs w:val="28"/>
         </w:rPr>
-        <w:t>託物寓懷</w:t>
+        <w:t>掠過</w:t>
       </w:r>
       <w:r>
         <w:rPr>
@@ -1863,7 +1245,7 @@
           <w:sz w:val="28"/>
           <w:szCs w:val="28"/>
         </w:rPr>
-        <w:t>假借外物寄託情感。</w:t>
+        <w:t>快速地從表面擦過或飛過。常形容某種微風、光影、聲音，或是短暫的情緒、思緒（如一閃而過的靈感或憂愁）迅速在心頭或眼前閃現的動態感。</w:t>
       </w:r>
     </w:p>
     <w:p>
@@ -1873,8 +1255,8 @@
           <w:ilvl w:val="0"/>
           <w:numId w:val="5"/>
         </w:numPr>
-        <w:spacing w:line="380" w:lineRule="exact"/>
-        <w:ind w:leftChars="0"/>
+        <w:spacing w:line="400" w:lineRule="exact"/>
+        <w:ind w:leftChars="0" w:left="284" w:hanging="284"/>
         <w:rPr>
           <w:rFonts w:ascii="標楷體" w:eastAsia="標楷體" w:hAnsi="標楷體"/>
           <w:sz w:val="28"/>
@@ -1887,7 +1269,7 @@
           <w:sz w:val="28"/>
           <w:szCs w:val="28"/>
         </w:rPr>
-        <w:t>孤高</w:t>
+        <w:t>孤傲</w:t>
       </w:r>
       <w:r>
         <w:rPr>
@@ -1903,7 +1285,7 @@
           <w:sz w:val="28"/>
           <w:szCs w:val="28"/>
         </w:rPr>
-        <w:t>人的性情超脫不俗。</w:t>
+        <w:t>孤高傲世，性格高潔不群，不肯迎合世俗。形容人特立獨行、堅持自我原則的精神風貌。如蘇軾晚期詩詞中那種不隨波逐流的清高氣質（如同「揀盡寒枝不肯棲」的孤鳥）。</w:t>
       </w:r>
     </w:p>
     <w:p>
@@ -1913,8 +1295,8 @@
           <w:ilvl w:val="0"/>
           <w:numId w:val="5"/>
         </w:numPr>
-        <w:spacing w:line="380" w:lineRule="exact"/>
-        <w:ind w:leftChars="0"/>
+        <w:spacing w:line="400" w:lineRule="exact"/>
+        <w:ind w:leftChars="0" w:left="284" w:hanging="284"/>
         <w:rPr>
           <w:rFonts w:ascii="標楷體" w:eastAsia="標楷體" w:hAnsi="標楷體"/>
           <w:sz w:val="28"/>
@@ -1927,40 +1309,23 @@
           <w:sz w:val="28"/>
           <w:szCs w:val="28"/>
         </w:rPr>
-        <w:t>蔑</w:t>
-      </w:r>
-      <w:r>
-        <w:rPr>
-          <w:rFonts w:ascii="標楷體" w:eastAsia="標楷體" w:hAnsi="標楷體" w:hint="eastAsia"/>
-          <w:sz w:val="28"/>
-          <w:szCs w:val="28"/>
-        </w:rPr>
-        <w:t>(</w:t>
-      </w:r>
-      <w:r>
-        <w:rPr>
-          <w:rFonts w:ascii="標楷體" w:eastAsia="標楷體" w:hAnsi="標楷體" w:hint="eastAsia"/>
-          <w:color w:val="FF0000"/>
-          <w:sz w:val="16"/>
-          <w:szCs w:val="16"/>
-        </w:rPr>
-        <w:t>ㄇㄧㄝˋ</w:t>
-      </w:r>
-      <w:r>
-        <w:rPr>
-          <w:rFonts w:ascii="標楷體" w:eastAsia="標楷體" w:hAnsi="標楷體" w:hint="eastAsia"/>
-          <w:sz w:val="28"/>
-          <w:szCs w:val="28"/>
-        </w:rPr>
-        <w:t>)</w:t>
-      </w:r>
-      <w:r>
-        <w:rPr>
-          <w:rFonts w:ascii="標楷體" w:eastAsia="標楷體" w:hAnsi="標楷體" w:hint="eastAsia"/>
-          <w:sz w:val="28"/>
-          <w:szCs w:val="28"/>
-        </w:rPr>
-        <w:t>視：輕視。</w:t>
+        <w:t>筆觸</w:t>
+      </w:r>
+      <w:r>
+        <w:rPr>
+          <w:rFonts w:ascii="標楷體" w:eastAsia="標楷體" w:hAnsi="標楷體" w:hint="eastAsia"/>
+          <w:sz w:val="28"/>
+          <w:szCs w:val="28"/>
+        </w:rPr>
+        <w:t>：</w:t>
+      </w:r>
+      <w:r>
+        <w:rPr>
+          <w:rFonts w:ascii="標楷體" w:eastAsia="標楷體" w:hAnsi="標楷體" w:hint="eastAsia"/>
+          <w:sz w:val="28"/>
+          <w:szCs w:val="28"/>
+        </w:rPr>
+        <w:t>作畫或寫作時運筆的風格、痕跡，也指文章中表現出的情感與手法。用來評論作者的寫作風格，例如細膩、冷峻、豪邁或溫婉，反映出創作者獨特的審美視角與技巧。</w:t>
       </w:r>
     </w:p>
     <w:p>
@@ -1970,8 +1335,8 @@
           <w:ilvl w:val="0"/>
           <w:numId w:val="5"/>
         </w:numPr>
-        <w:spacing w:line="380" w:lineRule="exact"/>
-        <w:ind w:leftChars="0"/>
+        <w:spacing w:line="400" w:lineRule="exact"/>
+        <w:ind w:leftChars="0" w:left="284" w:hanging="284"/>
         <w:rPr>
           <w:rFonts w:ascii="標楷體" w:eastAsia="標楷體" w:hAnsi="標楷體"/>
           <w:sz w:val="28"/>
@@ -1984,39 +1349,40 @@
           <w:sz w:val="28"/>
           <w:szCs w:val="28"/>
         </w:rPr>
-        <w:t>流俗</w:t>
-      </w:r>
-      <w:r>
-        <w:rPr>
-          <w:rFonts w:ascii="標楷體" w:eastAsia="標楷體" w:hAnsi="標楷體" w:hint="eastAsia"/>
-          <w:sz w:val="28"/>
-          <w:szCs w:val="28"/>
-        </w:rPr>
-        <w:t>：</w:t>
-      </w:r>
-      <w:r>
-        <w:rPr>
-          <w:rFonts w:ascii="標楷體" w:eastAsia="標楷體" w:hAnsi="標楷體" w:hint="eastAsia"/>
-          <w:sz w:val="28"/>
-          <w:szCs w:val="28"/>
-        </w:rPr>
-        <w:t>流行於社會上的風俗習慣</w:t>
-      </w:r>
-      <w:r>
-        <w:rPr>
-          <w:rFonts w:ascii="標楷體" w:eastAsia="標楷體" w:hAnsi="標楷體" w:hint="eastAsia"/>
-          <w:sz w:val="28"/>
-          <w:szCs w:val="28"/>
-        </w:rPr>
-        <w:t>；</w:t>
-      </w:r>
-      <w:r>
-        <w:rPr>
-          <w:rFonts w:ascii="標楷體" w:eastAsia="標楷體" w:hAnsi="標楷體" w:hint="eastAsia"/>
-          <w:sz w:val="28"/>
-          <w:szCs w:val="28"/>
-        </w:rPr>
-        <w:t>世俗的人。</w:t>
+        <w:t>挑剔</w:t>
+      </w:r>
+      <w:r>
+        <w:rPr>
+          <w:rFonts w:ascii="標楷體" w:eastAsia="標楷體" w:hAnsi="標楷體" w:hint="eastAsia"/>
+          <w:sz w:val="28"/>
+          <w:szCs w:val="28"/>
+        </w:rPr>
+        <w:t>（</w:t>
+      </w:r>
+      <w:r>
+        <w:rPr>
+          <w:rFonts w:ascii="標楷體" w:eastAsia="標楷體" w:hAnsi="標楷體" w:hint="eastAsia"/>
+          <w:color w:val="FF0000"/>
+          <w:sz w:val="16"/>
+          <w:szCs w:val="16"/>
+        </w:rPr>
+        <w:t>ㄊㄧ</w:t>
+      </w:r>
+      <w:r>
+        <w:rPr>
+          <w:rFonts w:ascii="標楷體" w:eastAsia="標楷體" w:hAnsi="標楷體" w:hint="eastAsia"/>
+          <w:sz w:val="28"/>
+          <w:szCs w:val="28"/>
+        </w:rPr>
+        <w:t>）</w:t>
+      </w:r>
+      <w:r>
+        <w:rPr>
+          <w:rFonts w:ascii="標楷體" w:eastAsia="標楷體" w:hAnsi="標楷體" w:hint="eastAsia"/>
+          <w:sz w:val="28"/>
+          <w:szCs w:val="28"/>
+        </w:rPr>
+        <w:t>分在細節中尋找缺點或毛病。形容態度嚴格、苛刻，或是對品質、標準有極高且不容妥協的要求（在文學評論中也可能指對文字或藝術表現的精雕細琢）。</w:t>
       </w:r>
     </w:p>
     <w:p>
@@ -2026,73 +1392,21 @@
           <w:ilvl w:val="0"/>
           <w:numId w:val="5"/>
         </w:numPr>
-        <w:spacing w:line="380" w:lineRule="exact"/>
-        <w:ind w:leftChars="0"/>
-        <w:rPr>
-          <w:rFonts w:ascii="標楷體" w:eastAsia="標楷體" w:hAnsi="標楷體"/>
-          <w:sz w:val="28"/>
-          <w:szCs w:val="28"/>
-        </w:rPr>
-      </w:pPr>
-      <w:r>
-        <w:rPr>
-          <w:rFonts w:ascii="標楷體" w:eastAsia="標楷體" w:hAnsi="標楷體" w:hint="eastAsia"/>
-          <w:sz w:val="28"/>
-          <w:szCs w:val="28"/>
-        </w:rPr>
-        <w:t>氛圍</w:t>
-      </w:r>
-      <w:r>
-        <w:rPr>
-          <w:rFonts w:ascii="標楷體" w:eastAsia="標楷體" w:hAnsi="標楷體" w:hint="eastAsia"/>
-          <w:sz w:val="28"/>
-          <w:szCs w:val="28"/>
-        </w:rPr>
-        <w:t>：周圍的氣氛和情調。</w:t>
-      </w:r>
-    </w:p>
-    <w:p>
-      <w:pPr>
-        <w:pStyle w:val="a6"/>
-        <w:spacing w:line="380" w:lineRule="exact"/>
-        <w:ind w:leftChars="0"/>
-        <w:rPr>
-          <w:rFonts w:ascii="標楷體" w:eastAsia="標楷體" w:hAnsi="標楷體"/>
-          <w:sz w:val="28"/>
-          <w:szCs w:val="28"/>
-        </w:rPr>
-      </w:pPr>
-      <w:r>
-        <w:rPr>
-          <w:rFonts w:ascii="標楷體" w:eastAsia="標楷體" w:hAnsi="標楷體" w:hint="eastAsia"/>
-          <w:sz w:val="28"/>
-          <w:szCs w:val="28"/>
-        </w:rPr>
-        <w:t>【例】他臨去前的一句話，使我們陷入不安的氛圍中。</w:t>
-      </w:r>
-    </w:p>
-    <w:p>
-      <w:pPr>
-        <w:pStyle w:val="a6"/>
-        <w:numPr>
-          <w:ilvl w:val="0"/>
-          <w:numId w:val="5"/>
-        </w:numPr>
-        <w:spacing w:line="380" w:lineRule="exact"/>
-        <w:ind w:leftChars="0"/>
-        <w:rPr>
-          <w:rFonts w:ascii="標楷體" w:eastAsia="標楷體" w:hAnsi="標楷體"/>
-          <w:sz w:val="28"/>
-          <w:szCs w:val="28"/>
-        </w:rPr>
-      </w:pPr>
-      <w:r>
-        <w:rPr>
-          <w:rFonts w:ascii="標楷體" w:eastAsia="標楷體" w:hAnsi="標楷體" w:hint="eastAsia"/>
-          <w:sz w:val="28"/>
-          <w:szCs w:val="28"/>
-        </w:rPr>
-        <w:t>清輝</w:t>
+        <w:spacing w:line="400" w:lineRule="exact"/>
+        <w:ind w:leftChars="0" w:left="284" w:hanging="284"/>
+        <w:rPr>
+          <w:rFonts w:ascii="標楷體" w:eastAsia="標楷體" w:hAnsi="標楷體" w:hint="eastAsia"/>
+          <w:sz w:val="28"/>
+          <w:szCs w:val="28"/>
+        </w:rPr>
+      </w:pPr>
+      <w:r>
+        <w:rPr>
+          <w:rFonts w:ascii="標楷體" w:eastAsia="標楷體" w:hAnsi="標楷體" w:hint="eastAsia"/>
+          <w:sz w:val="28"/>
+          <w:szCs w:val="28"/>
+        </w:rPr>
+        <w:t>平易質樸</w:t>
       </w:r>
       <w:r>
         <w:rPr>
@@ -2108,524 +1422,39 @@
           <w:sz w:val="28"/>
           <w:szCs w:val="28"/>
         </w:rPr>
-        <w:t>明亮澄淨的光輝。多指日月等星體的光。</w:t>
-      </w:r>
-    </w:p>
-    <w:p>
-      <w:pPr>
-        <w:pStyle w:val="a6"/>
-        <w:numPr>
-          <w:ilvl w:val="0"/>
-          <w:numId w:val="5"/>
-        </w:numPr>
-        <w:spacing w:line="380" w:lineRule="exact"/>
-        <w:ind w:leftChars="0"/>
-        <w:rPr>
-          <w:rFonts w:ascii="標楷體" w:eastAsia="標楷體" w:hAnsi="標楷體"/>
-          <w:sz w:val="28"/>
-          <w:szCs w:val="28"/>
-        </w:rPr>
-      </w:pPr>
-      <w:r>
-        <w:rPr>
-          <w:rFonts w:ascii="標楷體" w:eastAsia="標楷體" w:hAnsi="標楷體" w:hint="eastAsia"/>
-          <w:sz w:val="28"/>
-          <w:szCs w:val="28"/>
-        </w:rPr>
-        <w:t>枝椏(</w:t>
-      </w:r>
-      <w:r>
-        <w:rPr>
-          <w:rFonts w:ascii="標楷體" w:eastAsia="標楷體" w:hAnsi="標楷體" w:hint="eastAsia"/>
-          <w:color w:val="FF0000"/>
-          <w:sz w:val="16"/>
-          <w:szCs w:val="16"/>
-        </w:rPr>
-        <w:t>ㄧ</w:t>
-      </w:r>
-      <w:r>
-        <w:rPr>
-          <w:rFonts w:ascii="標楷體" w:eastAsia="標楷體" w:hAnsi="標楷體" w:hint="eastAsia"/>
-          <w:color w:val="FF0000"/>
-          <w:sz w:val="16"/>
-          <w:szCs w:val="16"/>
-        </w:rPr>
-        <w:t>ㄚ</w:t>
-      </w:r>
-      <w:r>
-        <w:rPr>
-          <w:rFonts w:ascii="標楷體" w:eastAsia="標楷體" w:hAnsi="標楷體" w:hint="eastAsia"/>
-          <w:sz w:val="28"/>
-          <w:szCs w:val="28"/>
-        </w:rPr>
-        <w:t>)</w:t>
-      </w:r>
-      <w:r>
-        <w:rPr>
-          <w:rFonts w:ascii="標楷體" w:eastAsia="標楷體" w:hAnsi="標楷體" w:hint="eastAsia"/>
-          <w:sz w:val="28"/>
-          <w:szCs w:val="28"/>
-        </w:rPr>
-        <w:t>：</w:t>
-      </w:r>
-      <w:r>
-        <w:rPr>
-          <w:rFonts w:ascii="標楷體" w:eastAsia="標楷體" w:hAnsi="標楷體" w:hint="eastAsia"/>
-          <w:sz w:val="28"/>
-          <w:szCs w:val="28"/>
-        </w:rPr>
-        <w:t>樹木旁生的小枝條。【例】春天一到，許多樹木長出了新綠的枝椏。</w:t>
-      </w:r>
-    </w:p>
-    <w:p>
-      <w:pPr>
-        <w:pStyle w:val="a6"/>
-        <w:numPr>
-          <w:ilvl w:val="0"/>
-          <w:numId w:val="5"/>
-        </w:numPr>
-        <w:spacing w:line="380" w:lineRule="exact"/>
-        <w:ind w:leftChars="0"/>
-        <w:rPr>
-          <w:rFonts w:ascii="標楷體" w:eastAsia="標楷體" w:hAnsi="標楷體"/>
-          <w:sz w:val="28"/>
-          <w:szCs w:val="28"/>
-        </w:rPr>
-      </w:pPr>
-      <w:r>
-        <w:rPr>
-          <w:rFonts w:ascii="標楷體" w:eastAsia="標楷體" w:hAnsi="標楷體" w:hint="eastAsia"/>
-          <w:sz w:val="28"/>
-          <w:szCs w:val="28"/>
-        </w:rPr>
-        <w:t>天穹</w:t>
-      </w:r>
-      <w:r>
-        <w:rPr>
-          <w:rFonts w:ascii="標楷體" w:eastAsia="標楷體" w:hAnsi="標楷體" w:hint="eastAsia"/>
-          <w:sz w:val="28"/>
-          <w:szCs w:val="28"/>
-        </w:rPr>
-        <w:t>(</w:t>
-      </w:r>
-      <w:r>
-        <w:rPr>
-          <w:rFonts w:ascii="標楷體" w:eastAsia="標楷體" w:hAnsi="標楷體" w:hint="eastAsia"/>
-          <w:color w:val="FF0000"/>
-          <w:sz w:val="16"/>
-          <w:szCs w:val="16"/>
-        </w:rPr>
-        <w:t>ㄑㄩㄥ</w:t>
-      </w:r>
-      <w:r>
-        <w:rPr>
-          <w:rFonts w:ascii="標楷體" w:eastAsia="標楷體" w:hAnsi="標楷體" w:hint="eastAsia"/>
-          <w:sz w:val="28"/>
-          <w:szCs w:val="28"/>
-        </w:rPr>
-        <w:t>或</w:t>
-      </w:r>
-      <w:r>
-        <w:rPr>
-          <w:rFonts w:ascii="標楷體" w:eastAsia="標楷體" w:hAnsi="標楷體" w:hint="eastAsia"/>
-          <w:color w:val="FF0000"/>
-          <w:sz w:val="16"/>
-          <w:szCs w:val="16"/>
-        </w:rPr>
-        <w:t>ㄑㄩㄥ</w:t>
-      </w:r>
-      <w:r>
-        <w:rPr>
-          <w:rFonts w:ascii="標楷體" w:eastAsia="標楷體" w:hAnsi="標楷體" w:hint="eastAsia"/>
-          <w:color w:val="FF0000"/>
-          <w:sz w:val="16"/>
-          <w:szCs w:val="16"/>
-        </w:rPr>
-        <w:t>ˊ</w:t>
-      </w:r>
-      <w:r>
-        <w:rPr>
-          <w:rFonts w:ascii="標楷體" w:eastAsia="標楷體" w:hAnsi="標楷體" w:hint="eastAsia"/>
-          <w:sz w:val="28"/>
-          <w:szCs w:val="28"/>
-        </w:rPr>
-        <w:t>)：</w:t>
-      </w:r>
-      <w:r>
-        <w:rPr>
-          <w:rFonts w:ascii="標楷體" w:eastAsia="標楷體" w:hAnsi="標楷體" w:hint="eastAsia"/>
-          <w:sz w:val="28"/>
-          <w:szCs w:val="28"/>
-        </w:rPr>
-        <w:t>天空高遠空闊。</w:t>
-      </w:r>
-    </w:p>
-    <w:p>
-      <w:pPr>
-        <w:pStyle w:val="a6"/>
-        <w:numPr>
-          <w:ilvl w:val="0"/>
-          <w:numId w:val="5"/>
-        </w:numPr>
-        <w:spacing w:line="380" w:lineRule="exact"/>
-        <w:ind w:leftChars="0"/>
-        <w:rPr>
-          <w:rFonts w:ascii="標楷體" w:eastAsia="標楷體" w:hAnsi="標楷體"/>
-          <w:sz w:val="28"/>
-          <w:szCs w:val="28"/>
-        </w:rPr>
-      </w:pPr>
-      <w:r>
-        <w:rPr>
-          <w:rFonts w:ascii="標楷體" w:eastAsia="標楷體" w:hAnsi="標楷體" w:hint="eastAsia"/>
-          <w:sz w:val="28"/>
-          <w:szCs w:val="28"/>
-        </w:rPr>
-        <w:t>浩茫</w:t>
-      </w:r>
-      <w:r>
-        <w:rPr>
-          <w:rFonts w:ascii="標楷體" w:eastAsia="標楷體" w:hAnsi="標楷體" w:hint="eastAsia"/>
-          <w:sz w:val="28"/>
-          <w:szCs w:val="28"/>
-        </w:rPr>
-        <w:t>：</w:t>
-      </w:r>
-      <w:r>
-        <w:rPr>
-          <w:rFonts w:ascii="標楷體" w:eastAsia="標楷體" w:hAnsi="標楷體" w:hint="eastAsia"/>
-          <w:sz w:val="28"/>
-          <w:szCs w:val="28"/>
-        </w:rPr>
-        <w:t>廣闊無際的樣子。</w:t>
-      </w:r>
-    </w:p>
-    <w:p>
-      <w:pPr>
-        <w:pStyle w:val="a6"/>
-        <w:numPr>
-          <w:ilvl w:val="0"/>
-          <w:numId w:val="5"/>
-        </w:numPr>
-        <w:spacing w:line="380" w:lineRule="exact"/>
-        <w:ind w:leftChars="0"/>
-        <w:rPr>
-          <w:rFonts w:ascii="標楷體" w:eastAsia="標楷體" w:hAnsi="標楷體"/>
-          <w:sz w:val="28"/>
-          <w:szCs w:val="28"/>
-        </w:rPr>
-      </w:pPr>
-      <w:r>
-        <w:rPr>
-          <w:rFonts w:ascii="標楷體" w:eastAsia="標楷體" w:hAnsi="標楷體" w:hint="eastAsia"/>
-          <w:sz w:val="28"/>
-          <w:szCs w:val="28"/>
-        </w:rPr>
-        <w:t>嫁接</w:t>
-      </w:r>
-      <w:r>
-        <w:rPr>
-          <w:rFonts w:ascii="標楷體" w:eastAsia="標楷體" w:hAnsi="標楷體" w:hint="eastAsia"/>
-          <w:sz w:val="28"/>
-          <w:szCs w:val="28"/>
-        </w:rPr>
-        <w:t>：</w:t>
-      </w:r>
-      <w:r>
-        <w:rPr>
-          <w:rFonts w:ascii="標楷體" w:eastAsia="標楷體" w:hAnsi="標楷體" w:hint="eastAsia"/>
-          <w:sz w:val="28"/>
-          <w:szCs w:val="28"/>
-        </w:rPr>
-        <w:t>一種植物無性繁殖和改良品種的方法。以人為方式，將一植物的枝或芽接到另一植物體上，使其癒合來營共生的操作，而結成為一個獨立生長的新植株。此法能保持植物原有的某些特性，常用來改良品種。多用於果樹的栽培。</w:t>
-      </w:r>
-    </w:p>
-    <w:p>
-      <w:pPr>
-        <w:pStyle w:val="a6"/>
-        <w:numPr>
-          <w:ilvl w:val="0"/>
-          <w:numId w:val="5"/>
-        </w:numPr>
-        <w:spacing w:line="380" w:lineRule="exact"/>
-        <w:ind w:leftChars="0"/>
-        <w:rPr>
-          <w:rFonts w:ascii="標楷體" w:eastAsia="標楷體" w:hAnsi="標楷體" w:hint="eastAsia"/>
-          <w:sz w:val="28"/>
-          <w:szCs w:val="28"/>
-        </w:rPr>
-      </w:pPr>
-      <w:r>
-        <w:rPr>
-          <w:rFonts w:ascii="標楷體" w:eastAsia="標楷體" w:hAnsi="標楷體" w:hint="eastAsia"/>
-          <w:sz w:val="28"/>
-          <w:szCs w:val="28"/>
-        </w:rPr>
-        <w:t>貶謫</w:t>
-      </w:r>
-      <w:r>
-        <w:rPr>
-          <w:rFonts w:ascii="標楷體" w:eastAsia="標楷體" w:hAnsi="標楷體" w:hint="eastAsia"/>
-          <w:sz w:val="28"/>
-          <w:szCs w:val="28"/>
-        </w:rPr>
-        <w:t>(</w:t>
-      </w:r>
-      <w:r>
-        <w:rPr>
-          <w:rFonts w:ascii="標楷體" w:eastAsia="標楷體" w:hAnsi="標楷體" w:hint="eastAsia"/>
-          <w:color w:val="FF0000"/>
-          <w:sz w:val="16"/>
-          <w:szCs w:val="16"/>
-        </w:rPr>
-        <w:t>ㄅㄧㄢ</w:t>
-      </w:r>
-      <w:r>
-        <w:rPr>
-          <w:rFonts w:ascii="標楷體" w:eastAsia="標楷體" w:hAnsi="標楷體" w:hint="eastAsia"/>
-          <w:color w:val="FF0000"/>
-          <w:sz w:val="16"/>
-          <w:szCs w:val="16"/>
-        </w:rPr>
-        <w:t xml:space="preserve">ˇ </w:t>
-      </w:r>
-      <w:r>
-        <w:rPr>
-          <w:rFonts w:ascii="標楷體" w:eastAsia="標楷體" w:hAnsi="標楷體" w:hint="eastAsia"/>
-          <w:color w:val="FF0000"/>
-          <w:sz w:val="16"/>
-          <w:szCs w:val="16"/>
-        </w:rPr>
-        <w:t>ㄓㄜ</w:t>
-      </w:r>
-      <w:r>
-        <w:rPr>
-          <w:rFonts w:ascii="標楷體" w:eastAsia="標楷體" w:hAnsi="標楷體" w:hint="eastAsia"/>
-          <w:color w:val="FF0000"/>
-          <w:sz w:val="16"/>
-          <w:szCs w:val="16"/>
-        </w:rPr>
-        <w:t>ˊ</w:t>
-      </w:r>
-      <w:r>
-        <w:rPr>
-          <w:rFonts w:ascii="標楷體" w:eastAsia="標楷體" w:hAnsi="標楷體" w:hint="eastAsia"/>
-          <w:sz w:val="28"/>
-          <w:szCs w:val="28"/>
-        </w:rPr>
-        <w:t>)：</w:t>
-      </w:r>
-      <w:r>
-        <w:rPr>
-          <w:rFonts w:ascii="標楷體" w:eastAsia="標楷體" w:hAnsi="標楷體" w:hint="eastAsia"/>
-          <w:sz w:val="28"/>
-          <w:szCs w:val="28"/>
-        </w:rPr>
-        <w:t>古代降低官等職位，並調派到遠離京城的地方就任。</w:t>
-      </w:r>
-    </w:p>
-    <w:p>
-      <w:pPr>
-        <w:pStyle w:val="a6"/>
-        <w:spacing w:line="380" w:lineRule="exact"/>
-        <w:ind w:leftChars="0"/>
-        <w:rPr>
-          <w:rFonts w:ascii="標楷體" w:eastAsia="標楷體" w:hAnsi="標楷體"/>
-          <w:sz w:val="28"/>
-          <w:szCs w:val="28"/>
-        </w:rPr>
-      </w:pPr>
-      <w:r>
-        <w:rPr>
-          <w:rFonts w:ascii="標楷體" w:eastAsia="標楷體" w:hAnsi="標楷體" w:hint="eastAsia"/>
-          <w:sz w:val="28"/>
-          <w:szCs w:val="28"/>
-        </w:rPr>
-        <w:t>【例】</w:t>
-      </w:r>
-      <w:r>
-        <w:rPr>
-          <w:rFonts w:ascii="標楷體" w:eastAsia="標楷體" w:hAnsi="標楷體" w:hint="eastAsia"/>
-          <w:sz w:val="28"/>
-          <w:szCs w:val="28"/>
-          <w:u w:val="single"/>
-        </w:rPr>
-        <w:t>唐代</w:t>
-      </w:r>
-      <w:r>
-        <w:rPr>
-          <w:rFonts w:ascii="標楷體" w:eastAsia="標楷體" w:hAnsi="標楷體" w:hint="eastAsia"/>
-          <w:sz w:val="28"/>
-          <w:szCs w:val="28"/>
-        </w:rPr>
-        <w:t xml:space="preserve"> </w:t>
-      </w:r>
-      <w:r>
-        <w:rPr>
-          <w:rFonts w:ascii="標楷體" w:eastAsia="標楷體" w:hAnsi="標楷體" w:hint="eastAsia"/>
-          <w:sz w:val="28"/>
-          <w:szCs w:val="28"/>
-          <w:u w:val="single"/>
-        </w:rPr>
-        <w:t>柳宗元</w:t>
-      </w:r>
-      <w:r>
-        <w:rPr>
-          <w:rFonts w:ascii="標楷體" w:eastAsia="標楷體" w:hAnsi="標楷體" w:hint="eastAsia"/>
-          <w:sz w:val="28"/>
-          <w:szCs w:val="28"/>
-        </w:rPr>
-        <w:t>因受牽連，遭貶謫到</w:t>
-      </w:r>
-      <w:r>
-        <w:rPr>
-          <w:rFonts w:ascii="標楷體" w:eastAsia="標楷體" w:hAnsi="標楷體" w:hint="eastAsia"/>
-          <w:sz w:val="28"/>
-          <w:szCs w:val="28"/>
-          <w:u w:val="single"/>
-        </w:rPr>
-        <w:t>永州</w:t>
-      </w:r>
-      <w:r>
-        <w:rPr>
-          <w:rFonts w:ascii="標楷體" w:eastAsia="標楷體" w:hAnsi="標楷體" w:hint="eastAsia"/>
-          <w:sz w:val="28"/>
-          <w:szCs w:val="28"/>
-        </w:rPr>
-        <w:t>去任官。</w:t>
-      </w:r>
-    </w:p>
-    <w:p>
-      <w:pPr>
-        <w:pStyle w:val="a6"/>
-        <w:numPr>
-          <w:ilvl w:val="0"/>
-          <w:numId w:val="5"/>
-        </w:numPr>
-        <w:spacing w:line="380" w:lineRule="exact"/>
-        <w:ind w:leftChars="0"/>
-        <w:rPr>
-          <w:rFonts w:ascii="標楷體" w:eastAsia="標楷體" w:hAnsi="標楷體" w:hint="eastAsia"/>
-          <w:sz w:val="28"/>
-          <w:szCs w:val="28"/>
-        </w:rPr>
-      </w:pPr>
-      <w:r>
-        <w:rPr>
-          <w:rFonts w:ascii="標楷體" w:eastAsia="標楷體" w:hAnsi="標楷體" w:hint="eastAsia"/>
-          <w:sz w:val="28"/>
-          <w:szCs w:val="28"/>
-        </w:rPr>
-        <w:t>惺</w:t>
-      </w:r>
-      <w:r>
-        <w:rPr>
-          <w:rFonts w:ascii="標楷體" w:eastAsia="標楷體" w:hAnsi="標楷體" w:hint="eastAsia"/>
-          <w:sz w:val="28"/>
-          <w:szCs w:val="28"/>
-        </w:rPr>
-        <w:t>(</w:t>
-      </w:r>
-      <w:r>
-        <w:rPr>
-          <w:rFonts w:ascii="標楷體" w:eastAsia="標楷體" w:hAnsi="標楷體" w:hint="eastAsia"/>
-          <w:color w:val="FF0000"/>
-          <w:sz w:val="16"/>
-          <w:szCs w:val="16"/>
-        </w:rPr>
-        <w:t>ㄒㄧㄥ</w:t>
-      </w:r>
-      <w:r>
-        <w:rPr>
-          <w:rFonts w:ascii="標楷體" w:eastAsia="標楷體" w:hAnsi="標楷體" w:hint="eastAsia"/>
-          <w:sz w:val="28"/>
-          <w:szCs w:val="28"/>
-        </w:rPr>
-        <w:t>)</w:t>
-      </w:r>
-      <w:r>
-        <w:rPr>
-          <w:rFonts w:ascii="標楷體" w:eastAsia="標楷體" w:hAnsi="標楷體" w:hint="eastAsia"/>
-          <w:sz w:val="28"/>
-          <w:szCs w:val="28"/>
-        </w:rPr>
-        <w:t>惺相惜</w:t>
-      </w:r>
-      <w:r>
-        <w:rPr>
-          <w:rFonts w:ascii="標楷體" w:eastAsia="標楷體" w:hAnsi="標楷體" w:hint="eastAsia"/>
-          <w:sz w:val="28"/>
-          <w:szCs w:val="28"/>
-        </w:rPr>
-        <w:t>：</w:t>
-      </w:r>
-      <w:r>
-        <w:rPr>
-          <w:rFonts w:ascii="標楷體" w:eastAsia="標楷體" w:hAnsi="標楷體" w:hint="eastAsia"/>
-          <w:sz w:val="28"/>
-          <w:szCs w:val="28"/>
-        </w:rPr>
-        <w:t>才智相當的人彼此了解、愛護提攜。</w:t>
-      </w:r>
-    </w:p>
-    <w:p>
-      <w:pPr>
-        <w:pStyle w:val="a6"/>
-        <w:spacing w:line="380" w:lineRule="exact"/>
-        <w:ind w:leftChars="0"/>
-        <w:rPr>
-          <w:rFonts w:ascii="標楷體" w:eastAsia="標楷體" w:hAnsi="標楷體"/>
-          <w:sz w:val="28"/>
-          <w:szCs w:val="28"/>
-        </w:rPr>
-      </w:pPr>
-      <w:r>
-        <w:rPr>
-          <w:rFonts w:ascii="標楷體" w:eastAsia="標楷體" w:hAnsi="標楷體" w:hint="eastAsia"/>
-          <w:sz w:val="28"/>
-          <w:szCs w:val="28"/>
-        </w:rPr>
-        <w:t>【例】他們倆同是音樂界的奇才，晤談之後，更是惺惺相惜，視對方為知己。</w:t>
-      </w:r>
-    </w:p>
-    <w:p>
-      <w:pPr>
-        <w:pStyle w:val="a6"/>
-        <w:numPr>
-          <w:ilvl w:val="0"/>
-          <w:numId w:val="5"/>
-        </w:numPr>
-        <w:spacing w:line="380" w:lineRule="exact"/>
-        <w:ind w:leftChars="0"/>
-        <w:rPr>
-          <w:rFonts w:ascii="標楷體" w:eastAsia="標楷體" w:hAnsi="標楷體"/>
-          <w:sz w:val="28"/>
-          <w:szCs w:val="28"/>
-        </w:rPr>
-      </w:pPr>
-      <w:r>
-        <w:rPr>
-          <w:rFonts w:ascii="標楷體" w:eastAsia="標楷體" w:hAnsi="標楷體" w:hint="eastAsia"/>
-          <w:sz w:val="28"/>
-          <w:szCs w:val="28"/>
-        </w:rPr>
-        <w:t>隱喻</w:t>
-      </w:r>
-      <w:r>
-        <w:rPr>
-          <w:rFonts w:ascii="標楷體" w:eastAsia="標楷體" w:hAnsi="標楷體" w:hint="eastAsia"/>
-          <w:sz w:val="28"/>
-          <w:szCs w:val="28"/>
-        </w:rPr>
-        <w:t>：</w:t>
-      </w:r>
-      <w:r>
-        <w:rPr>
-          <w:rFonts w:ascii="標楷體" w:eastAsia="標楷體" w:hAnsi="標楷體" w:hint="eastAsia"/>
-          <w:sz w:val="28"/>
-          <w:szCs w:val="28"/>
-        </w:rPr>
-        <w:t>一種以兩物之間的相似性來作間接暗示的比喻的修辭法。相對於明喻而言。隱喻可使讀者發揮想像力。如徐志摩〈偶然〉中「我是天空裡的一片雲，偶爾投影在你的波心。」將自己當作是飄忽不定的雲，藉以比喻人事的偶然與不經意。</w:t>
+        <w:t>平易</w:t>
+      </w:r>
+      <w:r>
+        <w:rPr>
+          <w:rFonts w:ascii="標楷體" w:eastAsia="標楷體" w:hAnsi="標楷體" w:hint="eastAsia"/>
+          <w:sz w:val="28"/>
+          <w:szCs w:val="28"/>
+        </w:rPr>
+        <w:t>，</w:t>
+      </w:r>
+      <w:r>
+        <w:rPr>
+          <w:rFonts w:ascii="標楷體" w:eastAsia="標楷體" w:hAnsi="標楷體" w:hint="eastAsia"/>
+          <w:sz w:val="28"/>
+          <w:szCs w:val="28"/>
+        </w:rPr>
+        <w:t>淺顯易懂，沒有距離感。質樸</w:t>
+      </w:r>
+      <w:r>
+        <w:rPr>
+          <w:rFonts w:ascii="標楷體" w:eastAsia="標楷體" w:hAnsi="標楷體" w:hint="eastAsia"/>
+          <w:sz w:val="28"/>
+          <w:szCs w:val="28"/>
+        </w:rPr>
+        <w:t>，</w:t>
+      </w:r>
+      <w:r>
+        <w:rPr>
+          <w:rFonts w:ascii="標楷體" w:eastAsia="標楷體" w:hAnsi="標楷體" w:hint="eastAsia"/>
+          <w:sz w:val="28"/>
+          <w:szCs w:val="28"/>
+        </w:rPr>
+        <w:t>本色、樸實，不加過度浮華的雕飾。形容文學作品的風格或人的性格真誠自然、貼近生活，不矯揉造作，給人一種溫暖、踏實的美感。</w:t>
       </w:r>
     </w:p>
     <w:sectPr>
@@ -2640,7 +1469,7 @@
 </file>
 
 <file path=word/endnotes.xml><?xml version="1.0" encoding="utf-8"?>
-<w:endnotes xmlns:wpc="http://schemas.microsoft.com/office/word/2010/wordprocessingCanvas" xmlns:cx="http://schemas.microsoft.com/office/drawing/2014/chartex" xmlns:cx1="http://schemas.microsoft.com/office/drawing/2015/9/8/chartex" xmlns:cx2="http://schemas.microsoft.com/office/drawing/2015/10/21/chartex" xmlns:cx3="http://schemas.microsoft.com/office/drawing/2016/5/9/chartex" xmlns:cx4="http://schemas.microsoft.com/office/drawing/2016/5/10/chartex" xmlns:cx5="http://schemas.microsoft.com/office/drawing/2016/5/11/chartex" xmlns:cx6="http://schemas.microsoft.com/office/drawing/2016/5/12/chartex" xmlns:cx7="http://schemas.microsoft.com/office/drawing/2016/5/13/chartex" xmlns:cx8="http://schemas.microsoft.com/office/drawing/2016/5/14/chartex" xmlns:mc="http://schemas.openxmlformats.org/markup-compatibility/2006" xmlns:aink="http://schemas.microsoft.com/office/drawing/2016/ink" xmlns:am3d="http://schemas.microsoft.com/office/drawing/2017/model3d" xmlns:o="urn:schemas-microsoft-com:office:office" xmlns:oel="http://schemas.microsoft.com/office/2019/extlst" xmlns:r="http://schemas.openxmlformats.org/officeDocument/2006/relationships" xmlns:m="http://schemas.openxmlformats.org/officeDocument/2006/math" xmlns:v="urn:schemas-microsoft-com:vml" xmlns:wp14="http://schemas.microsoft.com/office/word/2010/wordprocessingDrawing" xmlns:wp="http://schemas.openxmlformats.org/drawingml/2006/wordprocessingDrawing" xmlns:w10="urn:schemas-microsoft-com:office:word" xmlns:w="http://schemas.openxmlformats.org/wordprocessingml/2006/main" xmlns:w14="http://schemas.microsoft.com/office/word/2010/wordml" xmlns:w15="http://schemas.microsoft.com/office/word/2012/wordml" xmlns:w16cex="http://schemas.microsoft.com/office/word/2018/wordml/cex" xmlns:w16cid="http://schemas.microsoft.com/office/word/2016/wordml/cid" xmlns:w16="http://schemas.microsoft.com/office/word/2018/wordml" xmlns:w16du="http://schemas.microsoft.com/office/word/2023/wordml/word16du" xmlns:w16sdtdh="http://schemas.microsoft.com/office/word/2020/wordml/sdtdatahash" xmlns:w16se="http://schemas.microsoft.com/office/word/2015/wordml/symex" xmlns:wpg="http://schemas.microsoft.com/office/word/2010/wordprocessingGroup" xmlns:wpi="http://schemas.microsoft.com/office/word/2010/wordprocessingInk" xmlns:wne="http://schemas.microsoft.com/office/word/2006/wordml" xmlns:wps="http://schemas.microsoft.com/office/word/2010/wordprocessingShape" mc:Ignorable="w14 w15 w16se w16cid w16 w16cex w16sdtdh wp14">
+<w:endnotes xmlns:wpc="http://schemas.microsoft.com/office/word/2010/wordprocessingCanvas" xmlns:cx="http://schemas.microsoft.com/office/drawing/2014/chartex" xmlns:cx1="http://schemas.microsoft.com/office/drawing/2015/9/8/chartex" xmlns:cx2="http://schemas.microsoft.com/office/drawing/2015/10/21/chartex" xmlns:cx3="http://schemas.microsoft.com/office/drawing/2016/5/9/chartex" xmlns:cx4="http://schemas.microsoft.com/office/drawing/2016/5/10/chartex" xmlns:cx5="http://schemas.microsoft.com/office/drawing/2016/5/11/chartex" xmlns:cx6="http://schemas.microsoft.com/office/drawing/2016/5/12/chartex" xmlns:cx7="http://schemas.microsoft.com/office/drawing/2016/5/13/chartex" xmlns:cx8="http://schemas.microsoft.com/office/drawing/2016/5/14/chartex" xmlns:mc="http://schemas.openxmlformats.org/markup-compatibility/2006" xmlns:aink="http://schemas.microsoft.com/office/drawing/2016/ink" xmlns:am3d="http://schemas.microsoft.com/office/drawing/2017/model3d" xmlns:o="urn:schemas-microsoft-com:office:office" xmlns:r="http://schemas.openxmlformats.org/officeDocument/2006/relationships" xmlns:m="http://schemas.openxmlformats.org/officeDocument/2006/math" xmlns:v="urn:schemas-microsoft-com:vml" xmlns:wp14="http://schemas.microsoft.com/office/word/2010/wordprocessingDrawing" xmlns:wp="http://schemas.openxmlformats.org/drawingml/2006/wordprocessingDrawing" xmlns:w10="urn:schemas-microsoft-com:office:word" xmlns:w="http://schemas.openxmlformats.org/wordprocessingml/2006/main" xmlns:w14="http://schemas.microsoft.com/office/word/2010/wordml" xmlns:w15="http://schemas.microsoft.com/office/word/2012/wordml" xmlns:w16cex="http://schemas.microsoft.com/office/word/2018/wordml/cex" xmlns:w16cid="http://schemas.microsoft.com/office/word/2016/wordml/cid" xmlns:w16="http://schemas.microsoft.com/office/word/2018/wordml" xmlns:w16sdtdh="http://schemas.microsoft.com/office/word/2020/wordml/sdtdatahash" xmlns:w16se="http://schemas.microsoft.com/office/word/2015/wordml/symex" xmlns:wpg="http://schemas.microsoft.com/office/word/2010/wordprocessingGroup" xmlns:wpi="http://schemas.microsoft.com/office/word/2010/wordprocessingInk" xmlns:wne="http://schemas.microsoft.com/office/word/2006/wordml" xmlns:wps="http://schemas.microsoft.com/office/word/2010/wordprocessingShape" mc:Ignorable="w14 w15 w16se w16cid w16 w16cex w16sdtdh wp14">
   <w:endnote w:type="separator" w:id="-1">
     <w:p>
       <w:r>
@@ -2659,7 +1488,7 @@
 </file>
 
 <file path=word/footer1.xml><?xml version="1.0" encoding="utf-8"?>
-<w:ftr xmlns:wpc="http://schemas.microsoft.com/office/word/2010/wordprocessingCanvas" xmlns:cx="http://schemas.microsoft.com/office/drawing/2014/chartex" xmlns:cx1="http://schemas.microsoft.com/office/drawing/2015/9/8/chartex" xmlns:cx2="http://schemas.microsoft.com/office/drawing/2015/10/21/chartex" xmlns:cx3="http://schemas.microsoft.com/office/drawing/2016/5/9/chartex" xmlns:cx4="http://schemas.microsoft.com/office/drawing/2016/5/10/chartex" xmlns:cx5="http://schemas.microsoft.com/office/drawing/2016/5/11/chartex" xmlns:cx6="http://schemas.microsoft.com/office/drawing/2016/5/12/chartex" xmlns:cx7="http://schemas.microsoft.com/office/drawing/2016/5/13/chartex" xmlns:cx8="http://schemas.microsoft.com/office/drawing/2016/5/14/chartex" xmlns:mc="http://schemas.openxmlformats.org/markup-compatibility/2006" xmlns:aink="http://schemas.microsoft.com/office/drawing/2016/ink" xmlns:am3d="http://schemas.microsoft.com/office/drawing/2017/model3d" xmlns:o="urn:schemas-microsoft-com:office:office" xmlns:oel="http://schemas.microsoft.com/office/2019/extlst" xmlns:r="http://schemas.openxmlformats.org/officeDocument/2006/relationships" xmlns:m="http://schemas.openxmlformats.org/officeDocument/2006/math" xmlns:v="urn:schemas-microsoft-com:vml" xmlns:wp14="http://schemas.microsoft.com/office/word/2010/wordprocessingDrawing" xmlns:wp="http://schemas.openxmlformats.org/drawingml/2006/wordprocessingDrawing" xmlns:w10="urn:schemas-microsoft-com:office:word" xmlns:w="http://schemas.openxmlformats.org/wordprocessingml/2006/main" xmlns:w14="http://schemas.microsoft.com/office/word/2010/wordml" xmlns:w15="http://schemas.microsoft.com/office/word/2012/wordml" xmlns:w16cex="http://schemas.microsoft.com/office/word/2018/wordml/cex" xmlns:w16cid="http://schemas.microsoft.com/office/word/2016/wordml/cid" xmlns:w16="http://schemas.microsoft.com/office/word/2018/wordml" xmlns:w16du="http://schemas.microsoft.com/office/word/2023/wordml/word16du" xmlns:w16sdtdh="http://schemas.microsoft.com/office/word/2020/wordml/sdtdatahash" xmlns:w16se="http://schemas.microsoft.com/office/word/2015/wordml/symex" xmlns:wpg="http://schemas.microsoft.com/office/word/2010/wordprocessingGroup" xmlns:wpi="http://schemas.microsoft.com/office/word/2010/wordprocessingInk" xmlns:wne="http://schemas.microsoft.com/office/word/2006/wordml" xmlns:wps="http://schemas.microsoft.com/office/word/2010/wordprocessingShape" mc:Ignorable="w14 w15 w16se w16cid w16 w16cex w16sdtdh wp14">
+<w:ftr xmlns:wpc="http://schemas.microsoft.com/office/word/2010/wordprocessingCanvas" xmlns:cx="http://schemas.microsoft.com/office/drawing/2014/chartex" xmlns:cx1="http://schemas.microsoft.com/office/drawing/2015/9/8/chartex" xmlns:cx2="http://schemas.microsoft.com/office/drawing/2015/10/21/chartex" xmlns:cx3="http://schemas.microsoft.com/office/drawing/2016/5/9/chartex" xmlns:cx4="http://schemas.microsoft.com/office/drawing/2016/5/10/chartex" xmlns:cx5="http://schemas.microsoft.com/office/drawing/2016/5/11/chartex" xmlns:cx6="http://schemas.microsoft.com/office/drawing/2016/5/12/chartex" xmlns:cx7="http://schemas.microsoft.com/office/drawing/2016/5/13/chartex" xmlns:cx8="http://schemas.microsoft.com/office/drawing/2016/5/14/chartex" xmlns:mc="http://schemas.openxmlformats.org/markup-compatibility/2006" xmlns:aink="http://schemas.microsoft.com/office/drawing/2016/ink" xmlns:am3d="http://schemas.microsoft.com/office/drawing/2017/model3d" xmlns:o="urn:schemas-microsoft-com:office:office" xmlns:r="http://schemas.openxmlformats.org/officeDocument/2006/relationships" xmlns:m="http://schemas.openxmlformats.org/officeDocument/2006/math" xmlns:v="urn:schemas-microsoft-com:vml" xmlns:wp14="http://schemas.microsoft.com/office/word/2010/wordprocessingDrawing" xmlns:wp="http://schemas.openxmlformats.org/drawingml/2006/wordprocessingDrawing" xmlns:w10="urn:schemas-microsoft-com:office:word" xmlns:w="http://schemas.openxmlformats.org/wordprocessingml/2006/main" xmlns:w14="http://schemas.microsoft.com/office/word/2010/wordml" xmlns:w15="http://schemas.microsoft.com/office/word/2012/wordml" xmlns:w16cex="http://schemas.microsoft.com/office/word/2018/wordml/cex" xmlns:w16cid="http://schemas.microsoft.com/office/word/2016/wordml/cid" xmlns:w16="http://schemas.microsoft.com/office/word/2018/wordml" xmlns:w16sdtdh="http://schemas.microsoft.com/office/word/2020/wordml/sdtdatahash" xmlns:w16se="http://schemas.microsoft.com/office/word/2015/wordml/symex" xmlns:wpg="http://schemas.microsoft.com/office/word/2010/wordprocessingGroup" xmlns:wpi="http://schemas.microsoft.com/office/word/2010/wordprocessingInk" xmlns:wne="http://schemas.microsoft.com/office/word/2006/wordml" xmlns:wps="http://schemas.microsoft.com/office/word/2010/wordprocessingShape" mc:Ignorable="w14 w15 w16se w16cid w16 w16cex w16sdtdh wp14">
   <w:sdt>
     <w:sdtPr>
       <w:id w:val="-1230224358"/>
@@ -2668,6 +1497,7 @@
         <w:docPartUnique/>
       </w:docPartObj>
     </w:sdtPr>
+    <w:sdtEndPr/>
     <w:sdtContent>
       <w:p>
         <w:pPr>
@@ -2710,7 +1540,7 @@
 </file>
 
 <file path=word/footnotes.xml><?xml version="1.0" encoding="utf-8"?>
-<w:footnotes xmlns:wpc="http://schemas.microsoft.com/office/word/2010/wordprocessingCanvas" xmlns:cx="http://schemas.microsoft.com/office/drawing/2014/chartex" xmlns:cx1="http://schemas.microsoft.com/office/drawing/2015/9/8/chartex" xmlns:cx2="http://schemas.microsoft.com/office/drawing/2015/10/21/chartex" xmlns:cx3="http://schemas.microsoft.com/office/drawing/2016/5/9/chartex" xmlns:cx4="http://schemas.microsoft.com/office/drawing/2016/5/10/chartex" xmlns:cx5="http://schemas.microsoft.com/office/drawing/2016/5/11/chartex" xmlns:cx6="http://schemas.microsoft.com/office/drawing/2016/5/12/chartex" xmlns:cx7="http://schemas.microsoft.com/office/drawing/2016/5/13/chartex" xmlns:cx8="http://schemas.microsoft.com/office/drawing/2016/5/14/chartex" xmlns:mc="http://schemas.openxmlformats.org/markup-compatibility/2006" xmlns:aink="http://schemas.microsoft.com/office/drawing/2016/ink" xmlns:am3d="http://schemas.microsoft.com/office/drawing/2017/model3d" xmlns:o="urn:schemas-microsoft-com:office:office" xmlns:oel="http://schemas.microsoft.com/office/2019/extlst" xmlns:r="http://schemas.openxmlformats.org/officeDocument/2006/relationships" xmlns:m="http://schemas.openxmlformats.org/officeDocument/2006/math" xmlns:v="urn:schemas-microsoft-com:vml" xmlns:wp14="http://schemas.microsoft.com/office/word/2010/wordprocessingDrawing" xmlns:wp="http://schemas.openxmlformats.org/drawingml/2006/wordprocessingDrawing" xmlns:w10="urn:schemas-microsoft-com:office:word" xmlns:w="http://schemas.openxmlformats.org/wordprocessingml/2006/main" xmlns:w14="http://schemas.microsoft.com/office/word/2010/wordml" xmlns:w15="http://schemas.microsoft.com/office/word/2012/wordml" xmlns:w16cex="http://schemas.microsoft.com/office/word/2018/wordml/cex" xmlns:w16cid="http://schemas.microsoft.com/office/word/2016/wordml/cid" xmlns:w16="http://schemas.microsoft.com/office/word/2018/wordml" xmlns:w16du="http://schemas.microsoft.com/office/word/2023/wordml/word16du" xmlns:w16sdtdh="http://schemas.microsoft.com/office/word/2020/wordml/sdtdatahash" xmlns:w16se="http://schemas.microsoft.com/office/word/2015/wordml/symex" xmlns:wpg="http://schemas.microsoft.com/office/word/2010/wordprocessingGroup" xmlns:wpi="http://schemas.microsoft.com/office/word/2010/wordprocessingInk" xmlns:wne="http://schemas.microsoft.com/office/word/2006/wordml" xmlns:wps="http://schemas.microsoft.com/office/word/2010/wordprocessingShape" mc:Ignorable="w14 w15 w16se w16cid w16 w16cex w16sdtdh wp14">
+<w:footnotes xmlns:wpc="http://schemas.microsoft.com/office/word/2010/wordprocessingCanvas" xmlns:cx="http://schemas.microsoft.com/office/drawing/2014/chartex" xmlns:cx1="http://schemas.microsoft.com/office/drawing/2015/9/8/chartex" xmlns:cx2="http://schemas.microsoft.com/office/drawing/2015/10/21/chartex" xmlns:cx3="http://schemas.microsoft.com/office/drawing/2016/5/9/chartex" xmlns:cx4="http://schemas.microsoft.com/office/drawing/2016/5/10/chartex" xmlns:cx5="http://schemas.microsoft.com/office/drawing/2016/5/11/chartex" xmlns:cx6="http://schemas.microsoft.com/office/drawing/2016/5/12/chartex" xmlns:cx7="http://schemas.microsoft.com/office/drawing/2016/5/13/chartex" xmlns:cx8="http://schemas.microsoft.com/office/drawing/2016/5/14/chartex" xmlns:mc="http://schemas.openxmlformats.org/markup-compatibility/2006" xmlns:aink="http://schemas.microsoft.com/office/drawing/2016/ink" xmlns:am3d="http://schemas.microsoft.com/office/drawing/2017/model3d" xmlns:o="urn:schemas-microsoft-com:office:office" xmlns:r="http://schemas.openxmlformats.org/officeDocument/2006/relationships" xmlns:m="http://schemas.openxmlformats.org/officeDocument/2006/math" xmlns:v="urn:schemas-microsoft-com:vml" xmlns:wp14="http://schemas.microsoft.com/office/word/2010/wordprocessingDrawing" xmlns:wp="http://schemas.openxmlformats.org/drawingml/2006/wordprocessingDrawing" xmlns:w10="urn:schemas-microsoft-com:office:word" xmlns:w="http://schemas.openxmlformats.org/wordprocessingml/2006/main" xmlns:w14="http://schemas.microsoft.com/office/word/2010/wordml" xmlns:w15="http://schemas.microsoft.com/office/word/2012/wordml" xmlns:w16cex="http://schemas.microsoft.com/office/word/2018/wordml/cex" xmlns:w16cid="http://schemas.microsoft.com/office/word/2016/wordml/cid" xmlns:w16="http://schemas.microsoft.com/office/word/2018/wordml" xmlns:w16sdtdh="http://schemas.microsoft.com/office/word/2020/wordml/sdtdatahash" xmlns:w16se="http://schemas.microsoft.com/office/word/2015/wordml/symex" xmlns:wpg="http://schemas.microsoft.com/office/word/2010/wordprocessingGroup" xmlns:wpi="http://schemas.microsoft.com/office/word/2010/wordprocessingInk" xmlns:wne="http://schemas.microsoft.com/office/word/2006/wordml" xmlns:wps="http://schemas.microsoft.com/office/word/2010/wordprocessingShape" mc:Ignorable="w14 w15 w16se w16cid w16 w16cex w16sdtdh wp14">
   <w:footnote w:type="separator" w:id="-1">
     <w:p>
       <w:r>
@@ -2729,7 +1559,7 @@
 </file>
 
 <file path=word/numbering.xml><?xml version="1.0" encoding="utf-8"?>
-<w:numbering xmlns:wpc="http://schemas.microsoft.com/office/word/2010/wordprocessingCanvas" xmlns:cx="http://schemas.microsoft.com/office/drawing/2014/chartex" xmlns:cx1="http://schemas.microsoft.com/office/drawing/2015/9/8/chartex" xmlns:cx2="http://schemas.microsoft.com/office/drawing/2015/10/21/chartex" xmlns:cx3="http://schemas.microsoft.com/office/drawing/2016/5/9/chartex" xmlns:cx4="http://schemas.microsoft.com/office/drawing/2016/5/10/chartex" xmlns:cx5="http://schemas.microsoft.com/office/drawing/2016/5/11/chartex" xmlns:cx6="http://schemas.microsoft.com/office/drawing/2016/5/12/chartex" xmlns:cx7="http://schemas.microsoft.com/office/drawing/2016/5/13/chartex" xmlns:cx8="http://schemas.microsoft.com/office/drawing/2016/5/14/chartex" xmlns:mc="http://schemas.openxmlformats.org/markup-compatibility/2006" xmlns:aink="http://schemas.microsoft.com/office/drawing/2016/ink" xmlns:am3d="http://schemas.microsoft.com/office/drawing/2017/model3d" xmlns:o="urn:schemas-microsoft-com:office:office" xmlns:oel="http://schemas.microsoft.com/office/2019/extlst" xmlns:r="http://schemas.openxmlformats.org/officeDocument/2006/relationships" xmlns:m="http://schemas.openxmlformats.org/officeDocument/2006/math" xmlns:v="urn:schemas-microsoft-com:vml" xmlns:wp14="http://schemas.microsoft.com/office/word/2010/wordprocessingDrawing" xmlns:wp="http://schemas.openxmlformats.org/drawingml/2006/wordprocessingDrawing" xmlns:w10="urn:schemas-microsoft-com:office:word" xmlns:w="http://schemas.openxmlformats.org/wordprocessingml/2006/main" xmlns:w14="http://schemas.microsoft.com/office/word/2010/wordml" xmlns:w15="http://schemas.microsoft.com/office/word/2012/wordml" xmlns:w16cex="http://schemas.microsoft.com/office/word/2018/wordml/cex" xmlns:w16cid="http://schemas.microsoft.com/office/word/2016/wordml/cid" xmlns:w16="http://schemas.microsoft.com/office/word/2018/wordml" xmlns:w16du="http://schemas.microsoft.com/office/word/2023/wordml/word16du" xmlns:w16sdtdh="http://schemas.microsoft.com/office/word/2020/wordml/sdtdatahash" xmlns:w16se="http://schemas.microsoft.com/office/word/2015/wordml/symex" xmlns:wpg="http://schemas.microsoft.com/office/word/2010/wordprocessingGroup" xmlns:wpi="http://schemas.microsoft.com/office/word/2010/wordprocessingInk" xmlns:wne="http://schemas.microsoft.com/office/word/2006/wordml" xmlns:wps="http://schemas.microsoft.com/office/word/2010/wordprocessingShape" mc:Ignorable="w14 w15 w16se w16cid w16 w16cex w16sdtdh wp14">
+<w:numbering xmlns:wpc="http://schemas.microsoft.com/office/word/2010/wordprocessingCanvas" xmlns:cx="http://schemas.microsoft.com/office/drawing/2014/chartex" xmlns:cx1="http://schemas.microsoft.com/office/drawing/2015/9/8/chartex" xmlns:cx2="http://schemas.microsoft.com/office/drawing/2015/10/21/chartex" xmlns:cx3="http://schemas.microsoft.com/office/drawing/2016/5/9/chartex" xmlns:cx4="http://schemas.microsoft.com/office/drawing/2016/5/10/chartex" xmlns:cx5="http://schemas.microsoft.com/office/drawing/2016/5/11/chartex" xmlns:cx6="http://schemas.microsoft.com/office/drawing/2016/5/12/chartex" xmlns:cx7="http://schemas.microsoft.com/office/drawing/2016/5/13/chartex" xmlns:cx8="http://schemas.microsoft.com/office/drawing/2016/5/14/chartex" xmlns:mc="http://schemas.openxmlformats.org/markup-compatibility/2006" xmlns:aink="http://schemas.microsoft.com/office/drawing/2016/ink" xmlns:am3d="http://schemas.microsoft.com/office/drawing/2017/model3d" xmlns:o="urn:schemas-microsoft-com:office:office" xmlns:r="http://schemas.openxmlformats.org/officeDocument/2006/relationships" xmlns:m="http://schemas.openxmlformats.org/officeDocument/2006/math" xmlns:v="urn:schemas-microsoft-com:vml" xmlns:wp14="http://schemas.microsoft.com/office/word/2010/wordprocessingDrawing" xmlns:wp="http://schemas.openxmlformats.org/drawingml/2006/wordprocessingDrawing" xmlns:w10="urn:schemas-microsoft-com:office:word" xmlns:w="http://schemas.openxmlformats.org/wordprocessingml/2006/main" xmlns:w14="http://schemas.microsoft.com/office/word/2010/wordml" xmlns:w15="http://schemas.microsoft.com/office/word/2012/wordml" xmlns:w16cex="http://schemas.microsoft.com/office/word/2018/wordml/cex" xmlns:w16cid="http://schemas.microsoft.com/office/word/2016/wordml/cid" xmlns:w16="http://schemas.microsoft.com/office/word/2018/wordml" xmlns:w16sdtdh="http://schemas.microsoft.com/office/word/2020/wordml/sdtdatahash" xmlns:w16se="http://schemas.microsoft.com/office/word/2015/wordml/symex" xmlns:wpg="http://schemas.microsoft.com/office/word/2010/wordprocessingGroup" xmlns:wpi="http://schemas.microsoft.com/office/word/2010/wordprocessingInk" xmlns:wne="http://schemas.microsoft.com/office/word/2006/wordml" xmlns:wps="http://schemas.microsoft.com/office/word/2010/wordprocessingShape" mc:Ignorable="w14 w15 w16se w16cid w16 w16cex w16sdtdh wp14">
   <w:abstractNum w:abstractNumId="0" w15:restartNumberingAfterBreak="0">
     <w:nsid w:val="FFFFFF89"/>
     <w:multiLevelType w:val="singleLevel"/>
@@ -4153,49 +2983,49 @@
       </w:pPr>
     </w:lvl>
   </w:abstractNum>
-  <w:num w:numId="1" w16cid:durableId="1663653212">
+  <w:num w:numId="1">
     <w:abstractNumId w:val="14"/>
   </w:num>
-  <w:num w:numId="2" w16cid:durableId="1445078683">
+  <w:num w:numId="2">
     <w:abstractNumId w:val="11"/>
   </w:num>
-  <w:num w:numId="3" w16cid:durableId="1154447224">
+  <w:num w:numId="3">
     <w:abstractNumId w:val="7"/>
   </w:num>
-  <w:num w:numId="4" w16cid:durableId="241640700">
+  <w:num w:numId="4">
     <w:abstractNumId w:val="2"/>
   </w:num>
-  <w:num w:numId="5" w16cid:durableId="1634750871">
+  <w:num w:numId="5">
     <w:abstractNumId w:val="3"/>
   </w:num>
-  <w:num w:numId="6" w16cid:durableId="801734195">
+  <w:num w:numId="6">
     <w:abstractNumId w:val="13"/>
   </w:num>
-  <w:num w:numId="7" w16cid:durableId="745420887">
+  <w:num w:numId="7">
     <w:abstractNumId w:val="1"/>
   </w:num>
-  <w:num w:numId="8" w16cid:durableId="903372746">
+  <w:num w:numId="8">
     <w:abstractNumId w:val="0"/>
   </w:num>
-  <w:num w:numId="9" w16cid:durableId="538128794">
+  <w:num w:numId="9">
     <w:abstractNumId w:val="4"/>
   </w:num>
-  <w:num w:numId="10" w16cid:durableId="1891186362">
+  <w:num w:numId="10">
     <w:abstractNumId w:val="9"/>
   </w:num>
-  <w:num w:numId="11" w16cid:durableId="1669403938">
+  <w:num w:numId="11">
     <w:abstractNumId w:val="10"/>
   </w:num>
-  <w:num w:numId="12" w16cid:durableId="1632319539">
+  <w:num w:numId="12">
     <w:abstractNumId w:val="8"/>
   </w:num>
-  <w:num w:numId="13" w16cid:durableId="359161054">
+  <w:num w:numId="13">
     <w:abstractNumId w:val="12"/>
   </w:num>
-  <w:num w:numId="14" w16cid:durableId="1576429755">
+  <w:num w:numId="14">
     <w:abstractNumId w:val="5"/>
   </w:num>
-  <w:num w:numId="15" w16cid:durableId="1409382095">
+  <w:num w:numId="15">
     <w:abstractNumId w:val="6"/>
   </w:num>
 </w:numbering>
